--- a/docs/defense/docx/3_Sinif_Proje_Raporu_YAZILIM_KTUN_TR.docx
+++ b/docs/defense/docx/3_Sinif_Proje_Raporu_YAZILIM_KTUN_TR.docx
@@ -1727,7 +1727,16 @@
     </w:p>
     <w:p>
       <w:r>
-        <w:t>Şekil 4. Nihai teslimden önce bu görsel, çalışan annotator ekranının gerçek ekran görüntüsü ile değiştirilmelidir. Görselde PDF viewer, vurgulanmış nutrient örneği, food item formu ve ilerleme alanı aynı karede görünmelidir.</w:t>
+        <w:t xml:space="preserve">Şekil 4. Nihai teslimden önce bu görsel, çalışan annotator ekranının gerçek ekran görüntüsü ile değiştirilmelidir. En pratik yol, </w:t>
+      </w:r>
+      <w:r>
+        <w:rPr>
+          <w:rFonts w:ascii="Courier New" w:hAnsi="Courier New" w:eastAsia="Courier New"/>
+        </w:rPr>
+        <w:t>docs/defense/assets/figure_4_annotator_placeholder.png</w:t>
+      </w:r>
+      <w:r>
+        <w:t xml:space="preserve"> dosyasını gerçek ekran görüntüsü ile aynı ad altında değiştirip export betiğini yeniden çalıştırmaktır. Görselde PDF viewer, vurgulanmış nutrient örneği, food item formu ve ilerleme alanı aynı karede görünmelidir.</w:t>
       </w:r>
     </w:p>
     <w:p>

--- a/docs/defense/docx/3_Sinif_Proje_Raporu_YAZILIM_KTUN_TR.docx
+++ b/docs/defense/docx/3_Sinif_Proje_Raporu_YAZILIM_KTUN_TR.docx
@@ -129,16 +129,7 @@
     </w:p>
     <w:p>
       <w:r>
-        <w:t xml:space="preserve">Bu çıktıların en önemli özelliği, birbirinden kopuk modüller olarak değil, ortak veri modeli etrafında birleşmiş tek bir akış olarak çalışmasıdır. Crawler tarafında bulunan makaleler Supabase tabanlı depolama ve veritabanı katmanına aktarılmakta, annotator arayüzü bu makaleleri kullanıcıya sunmakta, kullanıcı işlemlerinden oluşan etiket olayları sistemde kayıt altına alınmakta ve bu etiketler daha sonra </w:t>
-      </w:r>
-      <w:r>
-        <w:rPr>
-          <w:rFonts w:ascii="Courier New" w:hAnsi="Courier New" w:eastAsia="Courier New"/>
-        </w:rPr>
-        <w:t>feedback/update_terms.py</w:t>
-      </w:r>
-      <w:r>
-        <w:t xml:space="preserve"> üzerinden crawler sorgularını ve sıralama puanlarını iyileştiren yeni geri besleme terimlerine dönüştürülmektedir.</w:t>
+        <w:t>Bu çıktılar birbirinden kopuk modüller değildir. Projenin temel fikri basittir: sistem önce uygun makaleleri bulur, uzman kullanıcı bu makaleleri inceler ve yapılandırılmış veri girer, ardından bu kullanıcı kararları bir sonraki tarama döngüsünü iyileştirir. Arasınav itibarıyla bu döngünün çekirdek parçaları birlikte çalışır hale gelmiştir.</w:t>
       </w:r>
     </w:p>
     <w:p>
@@ -320,194 +311,12 @@
     </w:tbl>
     <w:p>
       <w:r>
-        <w:t>Sistem düzeyinde bakıldığında dönem içinde yapılan çalışmalar üç alt eksende yoğunlaşmıştır.</w:t>
+        <w:t>Bu sistem dört temel fikir etrafında şekillenmiştir. Birincisi, sisteme rastgele makale sokmak yerine önce güçlü adayları seçen bir crawler hattı kurmaktır. İkincisi, hem arayüzün hem de crawler'ın aynı backend ve veri modeli üzerinde çalışmasını sağlamaktır. Üçüncüsü, uzman kullanıcının PDF üzerinde rahat çalışabileceği bir anotasyon ekranı oluşturmaktır. Dördüncüsü ise kullanıcı kararlarını yalnızca kayıt olarak tutmayıp daha sonraki arama ve sıralama kararlarına geri besleme olarak kullanmaktır.</w:t>
       </w:r>
     </w:p>
     <w:p>
       <w:r>
-        <w:t xml:space="preserve">İlk eksen veri toplama ve aday makale havuzunun kurulmasıdır. Başlangıçta Europe PMC merkezli ilerleyen crawler hattı, daha sonra kaynak bağımsız bir </w:t>
-      </w:r>
-      <w:r>
-        <w:rPr>
-          <w:rFonts w:ascii="Courier New" w:hAnsi="Courier New" w:eastAsia="Courier New"/>
-        </w:rPr>
-        <w:t>Search -&gt; Filter -&gt; Acquisition</w:t>
-      </w:r>
-      <w:r>
-        <w:t xml:space="preserve"> yapısına dönüştürülmüştür. Böylece bir makale daha PDF indirilmeden önce başlık, özet, dil, kaynak önceliği, besin/nutrient eşleşmeleri, ölçü birimi sinyalleri, embedding benzerliği ve geri besleme terimleri gibi göstergelerle değerlendirilmeye başlanmıştır. Bu yaklaşım, gereksiz PDF indirmelerini azaltmış ve anotatör kuyruğuna daha seçilmiş örneklerin düşmesini sağlamıştır.</w:t>
-      </w:r>
-    </w:p>
-    <w:p>
-      <w:r>
-        <w:t xml:space="preserve">İkinci eksen ortak backend ve veri modelidir. </w:t>
-      </w:r>
-      <w:r>
-        <w:rPr>
-          <w:rFonts w:ascii="Courier New" w:hAnsi="Courier New" w:eastAsia="Courier New"/>
-        </w:rPr>
-        <w:t>papers</w:t>
-      </w:r>
-      <w:r>
-        <w:t xml:space="preserve">, </w:t>
-      </w:r>
-      <w:r>
-        <w:rPr>
-          <w:rFonts w:ascii="Courier New" w:hAnsi="Courier New" w:eastAsia="Courier New"/>
-        </w:rPr>
-        <w:t>annotations</w:t>
-      </w:r>
-      <w:r>
-        <w:t xml:space="preserve">, </w:t>
-      </w:r>
-      <w:r>
-        <w:rPr>
-          <w:rFonts w:ascii="Courier New" w:hAnsi="Courier New" w:eastAsia="Courier New"/>
-        </w:rPr>
-        <w:t>food_items</w:t>
-      </w:r>
-      <w:r>
-        <w:t xml:space="preserve">, </w:t>
-      </w:r>
-      <w:r>
-        <w:rPr>
-          <w:rFonts w:ascii="Courier New" w:hAnsi="Courier New" w:eastAsia="Courier New"/>
-        </w:rPr>
-        <w:t>annotation_nutrient_values</w:t>
-      </w:r>
-      <w:r>
-        <w:t xml:space="preserve">, </w:t>
-      </w:r>
-      <w:r>
-        <w:rPr>
-          <w:rFonts w:ascii="Courier New" w:hAnsi="Courier New" w:eastAsia="Courier New"/>
-        </w:rPr>
-        <w:t>paper_label_events</w:t>
-      </w:r>
-      <w:r>
-        <w:t xml:space="preserve">, </w:t>
-      </w:r>
-      <w:r>
-        <w:rPr>
-          <w:rFonts w:ascii="Courier New" w:hAnsi="Courier New" w:eastAsia="Courier New"/>
-        </w:rPr>
-        <w:t>paper_global_labels</w:t>
-      </w:r>
-      <w:r>
-        <w:t xml:space="preserve">, </w:t>
-      </w:r>
-      <w:r>
-        <w:rPr>
-          <w:rFonts w:ascii="Courier New" w:hAnsi="Courier New" w:eastAsia="Courier New"/>
-        </w:rPr>
-        <w:t>paper_search_hits</w:t>
-      </w:r>
-      <w:r>
-        <w:t xml:space="preserve">, </w:t>
-      </w:r>
-      <w:r>
-        <w:rPr>
-          <w:rFonts w:ascii="Courier New" w:hAnsi="Courier New" w:eastAsia="Courier New"/>
-        </w:rPr>
-        <w:t>paper_search_batches</w:t>
-      </w:r>
-      <w:r>
-        <w:t xml:space="preserve"> ve </w:t>
-      </w:r>
-      <w:r>
-        <w:rPr>
-          <w:rFonts w:ascii="Courier New" w:hAnsi="Courier New" w:eastAsia="Courier New"/>
-        </w:rPr>
-        <w:t>paper_search_batch_hits</w:t>
-      </w:r>
-      <w:r>
-        <w:t xml:space="preserve"> tabloları birlikte ele alındığında sistem yalnızca son kullanıcı verisini değil, aynı zamanda makaleye nasıl ulaşıldığını ve neden kabul ya da reddedildiğini de izlenebilir biçimde saklamaktadır. Bu karar, hem öğretim elemanının projeyi değerlendirirken sistemin olgunluğunu anlamasını kolaylaştırmakta hem de gelecekte deneysel karşılaştırmaların yapılabilmesi için gerekli altyapıyı oluşturmaktadır.</w:t>
-      </w:r>
-    </w:p>
-    <w:p>
-      <w:r>
-        <w:t xml:space="preserve">Üçüncü eksen uzman anotasyon arayüzüdür. React/Vite tabanlı annotator arayüzü artık sadece basit bir form olmaktan çıkmış; PDF görüntüleme, nutrient terimlerini metin katmanında vurgulama, vurgudan hızlı nutrient ekleme, food ve nutrient aramasında sıralamalı eşleştirme, test mode, global "definitely no data" akışı ve kullanıcı işlem olaylarını kaydetme gibi davranışları içeren gerçek bir çalışma alanına dönüşmüştür. Özellikle </w:t>
-      </w:r>
-      <w:r>
-        <w:rPr>
-          <w:rFonts w:ascii="Courier New" w:hAnsi="Courier New" w:eastAsia="Courier New"/>
-        </w:rPr>
-        <w:t>Annotate.jsx</w:t>
-      </w:r>
-      <w:r>
-        <w:t xml:space="preserve">, </w:t>
-      </w:r>
-      <w:r>
-        <w:rPr>
-          <w:rFonts w:ascii="Courier New" w:hAnsi="Courier New" w:eastAsia="Courier New"/>
-        </w:rPr>
-        <w:t>PdfViewer.jsx</w:t>
-      </w:r>
-      <w:r>
-        <w:t xml:space="preserve"> ve </w:t>
-      </w:r>
-      <w:r>
-        <w:rPr>
-          <w:rFonts w:ascii="Courier New" w:hAnsi="Courier New" w:eastAsia="Courier New"/>
-        </w:rPr>
-        <w:t>PdfTextScanner.js</w:t>
-      </w:r>
-      <w:r>
-        <w:t xml:space="preserve"> dosyalarında yapılan geliştirmeler, projenin kullanıcıya görünen tarafının araştırma prototipi seviyesinden kullanılabilir araç seviyesine taşındığını göstermektedir.</w:t>
-      </w:r>
-    </w:p>
-    <w:p>
-      <w:r>
-        <w:t xml:space="preserve">Ayrıca dönem boyunca sadece yeni özellik eklenmemiş, kalite ve tutarlılık düzeltmeleri de yapılmıştır. Örneğin boş food kartlarının sayım bozukluğu üretmemesi için yalnızca geçerli food item'ların kaydedilmesi sağlanmış; </w:t>
-      </w:r>
-      <w:r>
-        <w:rPr>
-          <w:rFonts w:ascii="Courier New" w:hAnsi="Courier New" w:eastAsia="Courier New"/>
-        </w:rPr>
-        <w:t>paper_label_events</w:t>
-      </w:r>
-      <w:r>
-        <w:t xml:space="preserve"> içindeki </w:t>
-      </w:r>
-      <w:r>
-        <w:rPr>
-          <w:rFonts w:ascii="Courier New" w:hAnsi="Courier New" w:eastAsia="Courier New"/>
-        </w:rPr>
-        <w:t>food_item_count</w:t>
-      </w:r>
-      <w:r>
-        <w:t xml:space="preserve"> ve </w:t>
-      </w:r>
-      <w:r>
-        <w:rPr>
-          <w:rFonts w:ascii="Courier New" w:hAnsi="Courier New" w:eastAsia="Courier New"/>
-        </w:rPr>
-        <w:t>nutrient_value_count</w:t>
-      </w:r>
-      <w:r>
-        <w:t xml:space="preserve"> alanları gerçek kullanıcı çıktısını daha doğru yansıtacak hale getirilmiştir. Benzer şekilde crawler tarafında eski </w:t>
-      </w:r>
-      <w:r>
-        <w:rPr>
-          <w:rFonts w:ascii="Courier New" w:hAnsi="Courier New" w:eastAsia="Courier New"/>
-        </w:rPr>
-        <w:t>seen_ids</w:t>
-      </w:r>
-      <w:r>
-        <w:t xml:space="preserve"> mantığı bırakılarak kararların </w:t>
-      </w:r>
-      <w:r>
-        <w:rPr>
-          <w:rFonts w:ascii="Courier New" w:hAnsi="Courier New" w:eastAsia="Courier New"/>
-        </w:rPr>
-        <w:t>paper_states</w:t>
-      </w:r>
-      <w:r>
-        <w:t xml:space="preserve"> üzerinden yönetilmesi, denemelerin daha kontrol edilebilir ve tekrarlanabilir olmasına katkı vermiştir.</w:t>
-      </w:r>
-    </w:p>
-    <w:p>
-      <w:r>
-        <w:t>Handoff sonrasında depoya yansıyan yüksek etkili gelişmeler Tablo 2'de verilmiştir.</w:t>
+        <w:t>Bu nedenle bu raporda odak nokta tek tek commit adımları değil, dönem sonunda ortaya çıkan çalışan sistem fikridir. Tablo 2 de bu nedenle zaman çizelgesi yerine sistemin ana parçaları üzerinden düzenlenmiştir.</w:t>
       </w:r>
     </w:p>
     <w:tbl>
@@ -528,7 +337,7 @@
           </w:tcPr>
           <w:p>
             <w:r>
-              <w:t>Tarih</w:t>
+              <w:t>Katman</w:t>
             </w:r>
           </w:p>
         </w:tc>
@@ -538,7 +347,7 @@
           </w:tcPr>
           <w:p>
             <w:r>
-              <w:t>Yüksek etkili gelişme</w:t>
+              <w:t>Gerçekleştirilen işler</w:t>
             </w:r>
           </w:p>
         </w:tc>
@@ -548,7 +357,7 @@
           </w:tcPr>
           <w:p>
             <w:r>
-              <w:t>Projeye etkisi</w:t>
+              <w:t>Teknik sonucu</w:t>
             </w:r>
           </w:p>
         </w:tc>
@@ -560,7 +369,7 @@
           </w:tcPr>
           <w:p>
             <w:r>
-              <w:t>20.03.2026</w:t>
+              <w:t>Crawler ve makale edinimi</w:t>
             </w:r>
           </w:p>
         </w:tc>
@@ -570,7 +379,7 @@
           </w:tcPr>
           <w:p>
             <w:r>
-              <w:t>Kümülatif ve alan-duyarlı soft feedback öğrenmesi</w:t>
+              <w:t>Çok kaynaklı arama, çok aşamalı eleme, EN/TR iş akışları, DergiPark desteği, PDF doğrulama</w:t>
             </w:r>
           </w:p>
         </w:tc>
@@ -580,7 +389,7 @@
           </w:tcPr>
           <w:p>
             <w:r>
-              <w:t>Etiketlerden üretilen terimlerin crawler puanlarına geri dönmesi sağlandı</w:t>
+              <w:t>Sisteme gelen makaleler daha seçilmiş ve daha anlamlı hale geldi</w:t>
             </w:r>
           </w:p>
         </w:tc>
@@ -592,7 +401,7 @@
           </w:tcPr>
           <w:p>
             <w:r>
-              <w:t>21.03.2026</w:t>
+              <w:t>Backend ve veri modeli</w:t>
             </w:r>
           </w:p>
         </w:tc>
@@ -602,7 +411,7 @@
           </w:tcPr>
           <w:p>
             <w:r>
-              <w:t>İngilizce ve Türkçe iş akışlarının ayrılması</w:t>
+              <w:t>Ortak veritabanı şeması, arama kanıtı kayıtları, anotasyon tabloları, RLS politikaları</w:t>
             </w:r>
           </w:p>
         </w:tc>
@@ -612,7 +421,7 @@
           </w:tcPr>
           <w:p>
             <w:r>
-              <w:t>EN/TR kaynaklar aynı havuzda karışmak yerine dil bazlı ayrı hedeflerle yönetilmeye başlandı</w:t>
+              <w:t>UI, crawler ve geri besleme katmanı aynı veri yapısı üzerinde birleşti</w:t>
             </w:r>
           </w:p>
         </w:tc>
@@ -624,7 +433,7 @@
           </w:tcPr>
           <w:p>
             <w:r>
-              <w:t>22.03.2026</w:t>
+              <w:t>Annotator ve kullanıcı iş akışı</w:t>
             </w:r>
           </w:p>
         </w:tc>
@@ -634,7 +443,7 @@
           </w:tcPr>
           <w:p>
             <w:r>
-              <w:t>`Search -&gt; Filter -&gt; Acquisition` refaktörü ve arama kanıtı tabloları</w:t>
+              <w:t>PDF görüntüleme, highlight destekli veri girişi, dinamik food/nutrient formu, test mode, global skip</w:t>
             </w:r>
           </w:p>
         </w:tc>
@@ -644,7 +453,7 @@
           </w:tcPr>
           <w:p>
             <w:r>
-              <w:t>PDF edinmeden önce metadata bazlı eleme ve sorgu kanıtı saklama mümkün oldu</w:t>
+              <w:t>Uzman kullanıcı gerçek belge üzerinde daha hızlı ve kontrollü çalışabilir hale geldi</w:t>
             </w:r>
           </w:p>
         </w:tc>
@@ -656,7 +465,7 @@
           </w:tcPr>
           <w:p>
             <w:r>
-              <w:t>30.03.2026</w:t>
+              <w:t>Öğrenen geri besleme döngüsü</w:t>
             </w:r>
           </w:p>
         </w:tc>
@@ -666,7 +475,7 @@
           </w:tcPr>
           <w:p>
             <w:r>
-              <w:t>Annotator sayım düzeltmesi ve canonical hit deduplikasyonu</w:t>
+              <w:t>Kullanıcı kararlarının event olarak saklanması ve sonraki taramayı beslemesi</w:t>
             </w:r>
           </w:p>
         </w:tc>
@@ -676,103 +485,7 @@
           </w:tcPr>
           <w:p>
             <w:r>
-              <w:t>UI kayıt kalitesi ve crawler kanıt tablolarının bütünlüğü arttı</w:t>
-            </w:r>
-          </w:p>
-        </w:tc>
-      </w:tr>
-      <w:tr>
-        <w:tc>
-          <w:tcPr>
-            <w:tcW w:type="dxa" w:w="3213"/>
-          </w:tcPr>
-          <w:p>
-            <w:r>
-              <w:t>30.03.2026</w:t>
-            </w:r>
-          </w:p>
-        </w:tc>
-        <w:tc>
-          <w:tcPr>
-            <w:tcW w:type="dxa" w:w="3213"/>
-          </w:tcPr>
-          <w:p>
-            <w:r>
-              <w:t>Türkçe crawl kotaları, metadata-only hit saklama, DergiPark indeks yenileme</w:t>
-            </w:r>
-          </w:p>
-        </w:tc>
-        <w:tc>
-          <w:tcPr>
-            <w:tcW w:type="dxa" w:w="3213"/>
-          </w:tcPr>
-          <w:p>
-            <w:r>
-              <w:t>Özellikle Türkçe literatür için kontrollü ve izlenebilir veri toplama akışı kuruldu</w:t>
-            </w:r>
-          </w:p>
-        </w:tc>
-      </w:tr>
-      <w:tr>
-        <w:tc>
-          <w:tcPr>
-            <w:tcW w:type="dxa" w:w="3213"/>
-          </w:tcPr>
-          <w:p>
-            <w:r>
-              <w:t>30.03.2026</w:t>
-            </w:r>
-          </w:p>
-        </w:tc>
-        <w:tc>
-          <w:tcPr>
-            <w:tcW w:type="dxa" w:w="3213"/>
-          </w:tcPr>
-          <w:p>
-            <w:r>
-              <w:t>Query-batch feedback ve search-gate batch accounting</w:t>
-            </w:r>
-          </w:p>
-        </w:tc>
-        <w:tc>
-          <w:tcPr>
-            <w:tcW w:type="dxa" w:w="3213"/>
-          </w:tcPr>
-          <w:p>
-            <w:r>
-              <w:t>Hangi sorgu partilerinin daha verimli olduğu ölçülebilir hale geldi</w:t>
-            </w:r>
-          </w:p>
-        </w:tc>
-      </w:tr>
-      <w:tr>
-        <w:tc>
-          <w:tcPr>
-            <w:tcW w:type="dxa" w:w="3213"/>
-          </w:tcPr>
-          <w:p>
-            <w:r>
-              <w:t>30.03.2026</w:t>
-            </w:r>
-          </w:p>
-        </w:tc>
-        <w:tc>
-          <w:tcPr>
-            <w:tcW w:type="dxa" w:w="3213"/>
-          </w:tcPr>
-          <w:p>
-            <w:r>
-              <w:t>Hard-negative veto mantığının kaldırılması</w:t>
-            </w:r>
-          </w:p>
-        </w:tc>
-        <w:tc>
-          <w:tcPr>
-            <w:tcW w:type="dxa" w:w="3213"/>
-          </w:tcPr>
-          <w:p>
-            <w:r>
-              <w:t>Crawler kararları sert veto yerine yumuşak ceza mantığıyla daha dengeli hale getirildi</w:t>
+              <w:t>Sistem kullanıcı davranışından öğrenen kapalı döngü yapısına yaklaştı</w:t>
             </w:r>
           </w:p>
         </w:tc>
@@ -1364,143 +1077,79 @@
     </w:p>
     <w:p>
       <w:r>
-        <w:t xml:space="preserve">Backend tarafında önce normalize edilmiş bir referans veri şeması kurulmuştur. </w:t>
+        <w:t>Backend tarafındaki temel karar, tüm sistemi tek bir ortak veri modeli etrafında toplamak olmuştur. Bu model dört ana parçadan oluşur: ortak gıda ve nutrient sözlüğü, sisteme alınan makaleler ve arama kanıtları, uzman anotasyon verisi ve kullanıcı kararlarını geri besleme olarak saklayan olay kayıtları.</w:t>
+      </w:r>
+    </w:p>
+    <w:p>
+      <w:r>
+        <w:t>Bu yaklaşımın amacı yalnızca veri saklamak değildir. Aynı yapı sayesinde arayüz, crawler ve geri besleme mantığı birbirinden kopmadan çalışabilmektedir. Örneğin kullanıcı arayüzünde seçilen gıda ve nutrient adları ile crawler tarafında kullanılan terim mantığı aynı referans sözlüğe dayanır; aynı şekilde bir makalenin neden sisteme girdiği ile kullanıcı üzerinde yapılan anotasyonlar da aynı makale kaydı etrafında birleşir.</w:t>
+      </w:r>
+    </w:p>
+    <w:p>
+      <w:r>
+        <w:t xml:space="preserve">Şekil 3, canlı Supabase yapısının kod içindeki kaynak karşılığı olan </w:t>
       </w:r>
       <w:r>
         <w:rPr>
           <w:rFonts w:ascii="Courier New" w:hAnsi="Courier New" w:eastAsia="Courier New"/>
         </w:rPr>
-        <w:t>entities</w:t>
+        <w:t>apps/expert-annotator/migration.sql</w:t>
       </w:r>
       <w:r>
-        <w:t xml:space="preserve">, </w:t>
+        <w:t xml:space="preserve"> temel alınarak hazırlanmış, sadeleştirilmiş bir veritabanı özeti sunmaktadır.</w:t>
+      </w:r>
+    </w:p>
+    <w:p>
+      <w:pPr>
+        <w:jc w:val="center"/>
+      </w:pPr>
+      <w:r>
+        <w:drawing>
+          <wp:inline xmlns:a="http://schemas.openxmlformats.org/drawingml/2006/main" xmlns:pic="http://schemas.openxmlformats.org/drawingml/2006/picture">
+            <wp:extent cx="5669280" cy="3342252"/>
+            <wp:docPr id="3" name="Picture 3"/>
+            <wp:cNvGraphicFramePr>
+              <a:graphicFrameLocks noChangeAspect="1"/>
+            </wp:cNvGraphicFramePr>
+            <a:graphic>
+              <a:graphicData uri="http://schemas.openxmlformats.org/drawingml/2006/picture">
+                <pic:pic>
+                  <pic:nvPicPr>
+                    <pic:cNvPr id="0" name="figure_3_database_schema.png"/>
+                    <pic:cNvPicPr/>
+                  </pic:nvPicPr>
+                  <pic:blipFill>
+                    <a:blip r:embed="rId11"/>
+                    <a:stretch>
+                      <a:fillRect/>
+                    </a:stretch>
+                  </pic:blipFill>
+                  <pic:spPr>
+                    <a:xfrm>
+                      <a:off x="0" y="0"/>
+                      <a:ext cx="5669280" cy="3342252"/>
+                    </a:xfrm>
+                    <a:prstGeom prst="rect"/>
+                  </pic:spPr>
+                </pic:pic>
+              </a:graphicData>
+            </a:graphic>
+          </wp:inline>
+        </w:drawing>
+      </w:r>
+    </w:p>
+    <w:p>
+      <w:r>
+        <w:t xml:space="preserve">Şekil 3. Arasınav sürümündeki temel veritabanı yapısının, projeyi anlamayı kolaylaştıracak dört sorumluluk alanı altında özetlenmiş görünümü. Şema, </w:t>
       </w:r>
       <w:r>
         <w:rPr>
           <w:rFonts w:ascii="Courier New" w:hAnsi="Courier New" w:eastAsia="Courier New"/>
         </w:rPr>
-        <w:t>entity_aliases</w:t>
+        <w:t>migration.sql</w:t>
       </w:r>
       <w:r>
-        <w:t xml:space="preserve">, </w:t>
-      </w:r>
-      <w:r>
-        <w:rPr>
-          <w:rFonts w:ascii="Courier New" w:hAnsi="Courier New" w:eastAsia="Courier New"/>
-        </w:rPr>
-        <w:t>master_nutrients</w:t>
-      </w:r>
-      <w:r>
-        <w:t xml:space="preserve">, </w:t>
-      </w:r>
-      <w:r>
-        <w:rPr>
-          <w:rFonts w:ascii="Courier New" w:hAnsi="Courier New" w:eastAsia="Courier New"/>
-        </w:rPr>
-        <w:t>sources</w:t>
-      </w:r>
-      <w:r>
-        <w:t xml:space="preserve"> ve </w:t>
-      </w:r>
-      <w:r>
-        <w:rPr>
-          <w:rFonts w:ascii="Courier New" w:hAnsi="Courier New" w:eastAsia="Courier New"/>
-        </w:rPr>
-        <w:t>claims</w:t>
-      </w:r>
-      <w:r>
-        <w:t xml:space="preserve"> tabloları gıda ve nutrient sözlüğünü temsil etmektedir. Bu yapı, doğrudan kullanıcı anotasyonundan bağımsız tutulmuştur. Böylece hem frontend autocomplete bileşenleri hem de crawler terim üretimi aynı sözlüğü kullanabilmektedir.</w:t>
-      </w:r>
-    </w:p>
-    <w:p>
-      <w:r>
-        <w:t xml:space="preserve">Anotasyon tarafında ikinci bir ilişkisel katman kurulmuştur. </w:t>
-      </w:r>
-      <w:r>
-        <w:rPr>
-          <w:rFonts w:ascii="Courier New" w:hAnsi="Courier New" w:eastAsia="Courier New"/>
-        </w:rPr>
-        <w:t>papers</w:t>
-      </w:r>
-      <w:r>
-        <w:t xml:space="preserve"> tablosu sisteme aktarılmış makaleleri; </w:t>
-      </w:r>
-      <w:r>
-        <w:rPr>
-          <w:rFonts w:ascii="Courier New" w:hAnsi="Courier New" w:eastAsia="Courier New"/>
-        </w:rPr>
-        <w:t>annotations</w:t>
-      </w:r>
-      <w:r>
-        <w:t xml:space="preserve"> tablosu kullanıcı başına makale durumunu; </w:t>
-      </w:r>
-      <w:r>
-        <w:rPr>
-          <w:rFonts w:ascii="Courier New" w:hAnsi="Courier New" w:eastAsia="Courier New"/>
-        </w:rPr>
-        <w:t>food_items</w:t>
-      </w:r>
-      <w:r>
-        <w:t xml:space="preserve"> ve </w:t>
-      </w:r>
-      <w:r>
-        <w:rPr>
-          <w:rFonts w:ascii="Courier New" w:hAnsi="Courier New" w:eastAsia="Courier New"/>
-        </w:rPr>
-        <w:t>annotation_nutrient_values</w:t>
-      </w:r>
-      <w:r>
-        <w:t xml:space="preserve"> tabloları ise esnek gıda ve nutrient girişini tutmaktadır. Bu tasarımda özellikle sabit kolonlu besin paneli yerine dinamik satır yaklaşımı benimsenmiştir. Böylece bir makalede yalnızca proximate composition varken başka bir makalede vitamin veya mineral yoğunlukları da bulunabilmektedir.</w:t>
-      </w:r>
-    </w:p>
-    <w:p>
-      <w:r>
-        <w:t xml:space="preserve">Arasınav döneminde backend tarafında iki önemli genişleme yapılmıştır. Birincisi, </w:t>
-      </w:r>
-      <w:r>
-        <w:rPr>
-          <w:rFonts w:ascii="Courier New" w:hAnsi="Courier New" w:eastAsia="Courier New"/>
-        </w:rPr>
-        <w:t>paper_label_events</w:t>
-      </w:r>
-      <w:r>
-        <w:t xml:space="preserve"> ve </w:t>
-      </w:r>
-      <w:r>
-        <w:rPr>
-          <w:rFonts w:ascii="Courier New" w:hAnsi="Courier New" w:eastAsia="Courier New"/>
-        </w:rPr>
-        <w:t>paper_global_labels</w:t>
-      </w:r>
-      <w:r>
-        <w:t xml:space="preserve"> ile kullanıcı davranışının öğrenme amaçlı olay verisi olarak saklanmasıdır. İkincisi, </w:t>
-      </w:r>
-      <w:r>
-        <w:rPr>
-          <w:rFonts w:ascii="Courier New" w:hAnsi="Courier New" w:eastAsia="Courier New"/>
-        </w:rPr>
-        <w:t>paper_search_hits</w:t>
-      </w:r>
-      <w:r>
-        <w:t xml:space="preserve">, </w:t>
-      </w:r>
-      <w:r>
-        <w:rPr>
-          <w:rFonts w:ascii="Courier New" w:hAnsi="Courier New" w:eastAsia="Courier New"/>
-        </w:rPr>
-        <w:t>paper_search_batches</w:t>
-      </w:r>
-      <w:r>
-        <w:t xml:space="preserve"> ve </w:t>
-      </w:r>
-      <w:r>
-        <w:rPr>
-          <w:rFonts w:ascii="Courier New" w:hAnsi="Courier New" w:eastAsia="Courier New"/>
-        </w:rPr>
-        <w:t>paper_search_batch_hits</w:t>
-      </w:r>
-      <w:r>
-        <w:t xml:space="preserve"> tabloları ile crawler'ın sadece kabul edilen makaleleri değil, makaleye giden arama kanıtını da saklamasıdır. Böylece gelecekte "hangi sorgu kombinasyonları daha verimli çalıştı?" sorusu veri tabanı üzerinden yanıtlanabilir hale gelmiştir.</w:t>
+        <w:t xml:space="preserve"> üzerinden sadeleştirilerek hazırlanmıştır.</w:t>
       </w:r>
     </w:p>
     <w:p>
@@ -1518,76 +1167,17 @@
     </w:p>
     <w:p>
       <w:r>
-        <w:t xml:space="preserve">Annotator arayüzünün merkezinde </w:t>
-      </w:r>
-      <w:r>
-        <w:rPr>
-          <w:rFonts w:ascii="Courier New" w:hAnsi="Courier New" w:eastAsia="Courier New"/>
-        </w:rPr>
-        <w:t>Annotate.jsx</w:t>
-      </w:r>
-      <w:r>
-        <w:t xml:space="preserve"> bulunmaktadır. Bu bileşen uygulama açıldığında makaleleri, kullanıcının önceki anotasyon durumlarını, nutrient referans listesini ve food kataloğunu yüklemektedir. Seçili makale değiştiğinde o makaleye ait önceki anotasyon geri çağrılmakta ve kullanıcı kaldığı yerden devam edebilmektedir.</w:t>
+        <w:t>Annotator arayüzü, uzman kullanıcının bir makaleyi okuyup aynı anda yapılandırılmış veri girebildiği çalışma ekranı olarak tasarlanmıştır. Kullanıcı sisteme alınmış makaleyi açar, varsa önceki kaydını görür ve çalışmasına kaldığı yerden devam eder.</w:t>
       </w:r>
     </w:p>
     <w:p>
       <w:r>
-        <w:t xml:space="preserve">Arayüzde gıda ve nutrient girişi için dinamik form yapısı kullanılmıştır. Her bir food item altında istenen sayıda nutrient satırı açılabilmektedir. </w:t>
-      </w:r>
-      <w:r>
-        <w:rPr>
-          <w:rFonts w:ascii="Courier New" w:hAnsi="Courier New" w:eastAsia="Courier New"/>
-        </w:rPr>
-        <w:t>FoodAutocomplete.jsx</w:t>
-      </w:r>
-      <w:r>
-        <w:t xml:space="preserve"> ve </w:t>
-      </w:r>
-      <w:r>
-        <w:rPr>
-          <w:rFonts w:ascii="Courier New" w:hAnsi="Courier New" w:eastAsia="Courier New"/>
-        </w:rPr>
-        <w:t>NutrientAutocomplete.jsx</w:t>
-      </w:r>
-      <w:r>
-        <w:t xml:space="preserve"> bileşenleri tam eşleşme, prefix eşleşmesi, token normalizasyonu ve alias değerlendirmesi ile sonuçları sıralamaktadır. Böylece kullanıcı yalnızca birebir veri tabanı adını bilmek zorunda kalmamaktadır.</w:t>
+        <w:t>Arayüzün merkezinde iki fikir vardır. Birincisi, veri girişinin sabit kolonlara bağlı olmamasıdır; kullanıcı gerektiği kadar food item ve her food item altında gerektiği kadar nutrient değeri ekleyebilir. İkincisi, PDF ile formun birbirinden kopuk olmamasıdır; kullanıcı belgeyi okurken ilgili nutrient ifadelerini görüp daha hızlı veri girişi yapabilir.</w:t>
       </w:r>
     </w:p>
     <w:p>
       <w:r>
-        <w:t xml:space="preserve">PDF etkileşimi için </w:t>
-      </w:r>
-      <w:r>
-        <w:rPr>
-          <w:rFonts w:ascii="Courier New" w:hAnsi="Courier New" w:eastAsia="Courier New"/>
-        </w:rPr>
-        <w:t>PdfViewer.jsx</w:t>
-      </w:r>
-      <w:r>
-        <w:t xml:space="preserve"> ve </w:t>
-      </w:r>
-      <w:r>
-        <w:rPr>
-          <w:rFonts w:ascii="Courier New" w:hAnsi="Courier New" w:eastAsia="Courier New"/>
-        </w:rPr>
-        <w:t>PdfTextScanner.js</w:t>
-      </w:r>
-      <w:r>
-        <w:t xml:space="preserve"> birlikte çalışmaktadır. PDF.js tarafından üretilen text layer span'ları taranmakta, nutrient terimleri uygun yerlerde </w:t>
-      </w:r>
-      <w:r>
-        <w:rPr>
-          <w:rFonts w:ascii="Courier New" w:hAnsi="Courier New" w:eastAsia="Courier New"/>
-        </w:rPr>
-        <w:t>&lt;mark&gt;</w:t>
-      </w:r>
-      <w:r>
-        <w:t xml:space="preserve"> ile vurgulanmakta ve kullanıcı bu vurgulara tıklayarak hızlı nutrient ekleme popover'ını açabilmektedir. Bu özellik, arayüzün düz bir veri giriş formu olmaktan çıkıp belge üzerinde çalışan bir anotasyon aracı haline gelmesini sağlamaktadır.</w:t>
-      </w:r>
-    </w:p>
-    <w:p>
-      <w:r>
-        <w:t>Arasınav sürecinde arayüz tarafında üç önemli davranış eklenmiş veya iyileştirilmiştir:</w:t>
+        <w:t>Bu bölümde özellikle üç davranış önemlidir:</w:t>
       </w:r>
     </w:p>
     <w:p>
@@ -1625,7 +1215,7 @@
     </w:p>
     <w:p>
       <w:r>
-        <w:t>Şekil 3, crawler hattının artık aşamalı ölçüm üretebildiğini göstermek amacıyla yerel bir örnek çalıştırmadan üretilmiştir.</w:t>
+        <w:t>Şekil 4, crawler hattının ölçülebilir bir aşamalı akış ürettiğini göstermek için eklenmiştir.</w:t>
       </w:r>
     </w:p>
     <w:p>
@@ -1636,7 +1226,7 @@
         <w:drawing>
           <wp:inline xmlns:a="http://schemas.openxmlformats.org/drawingml/2006/main" xmlns:pic="http://schemas.openxmlformats.org/drawingml/2006/picture">
             <wp:extent cx="5669280" cy="3099168"/>
-            <wp:docPr id="3" name="Picture 3"/>
+            <wp:docPr id="4" name="Picture 4"/>
             <wp:cNvGraphicFramePr>
               <a:graphicFrameLocks noChangeAspect="1"/>
             </wp:cNvGraphicFramePr>
@@ -1644,11 +1234,11 @@
               <a:graphicData uri="http://schemas.openxmlformats.org/drawingml/2006/picture">
                 <pic:pic>
                   <pic:nvPicPr>
-                    <pic:cNvPr id="0" name="figure_3_crawler_funnel_example.png"/>
+                    <pic:cNvPr id="0" name="figure_4_crawler_funnel_example.png"/>
                     <pic:cNvPicPr/>
                   </pic:nvPicPr>
                   <pic:blipFill>
-                    <a:blip r:embed="rId11"/>
+                    <a:blip r:embed="rId12"/>
                     <a:stretch>
                       <a:fillRect/>
                     </a:stretch>
@@ -1669,21 +1259,12 @@
     </w:p>
     <w:p>
       <w:r>
-        <w:t xml:space="preserve">Şekil 3. </w:t>
-      </w:r>
-      <w:r>
-        <w:rPr>
-          <w:rFonts w:ascii="Courier New" w:hAnsi="Courier New" w:eastAsia="Courier New"/>
-        </w:rPr>
-        <w:t>2026-03-30</w:t>
-      </w:r>
-      <w:r>
-        <w:t xml:space="preserve"> tarihli örnek Türkçe canlı koşunun manifest özetinden türetilen aşama sayıları. Bu şekil bir genel başarı benchmarkı değil, ölçülebilir pipeline davranışının oluştuğunu göstermek için eklenmiştir.</w:t>
+        <w:t>Şekil 4. Temsili bir Türkçe canlı koşunun manifest özetinden türetilen aşama sayıları. Bu şekil, sistemin ölçülebilir bir pipeline davranışı ürettiğini göstermek için eklenmiştir.</w:t>
       </w:r>
     </w:p>
     <w:p>
       <w:r>
-        <w:t>Arayüz ekranı için Şekil 4'te bir yer tutucu bırakılmıştır.</w:t>
+        <w:t>Arayüz ekranı için Şekil 5'te bir yer tutucu bırakılmıştır.</w:t>
       </w:r>
     </w:p>
     <w:p>
@@ -1694,7 +1275,7 @@
         <w:drawing>
           <wp:inline xmlns:a="http://schemas.openxmlformats.org/drawingml/2006/main" xmlns:pic="http://schemas.openxmlformats.org/drawingml/2006/picture">
             <wp:extent cx="5669280" cy="3130743"/>
-            <wp:docPr id="4" name="Picture 4"/>
+            <wp:docPr id="5" name="Picture 5"/>
             <wp:cNvGraphicFramePr>
               <a:graphicFrameLocks noChangeAspect="1"/>
             </wp:cNvGraphicFramePr>
@@ -1702,11 +1283,11 @@
               <a:graphicData uri="http://schemas.openxmlformats.org/drawingml/2006/picture">
                 <pic:pic>
                   <pic:nvPicPr>
-                    <pic:cNvPr id="0" name="figure_4_annotator_placeholder.png"/>
+                    <pic:cNvPr id="0" name="figure_5_annotator_placeholder.png"/>
                     <pic:cNvPicPr/>
                   </pic:nvPicPr>
                   <pic:blipFill>
-                    <a:blip r:embed="rId12"/>
+                    <a:blip r:embed="rId13"/>
                     <a:stretch>
                       <a:fillRect/>
                     </a:stretch>
@@ -1727,13 +1308,13 @@
     </w:p>
     <w:p>
       <w:r>
-        <w:t xml:space="preserve">Şekil 4. Nihai teslimden önce bu görsel, çalışan annotator ekranının gerçek ekran görüntüsü ile değiştirilmelidir. En pratik yol, </w:t>
+        <w:t xml:space="preserve">Şekil 5. Nihai teslimden önce bu görsel, çalışan annotator ekranının gerçek ekran görüntüsü ile değiştirilmelidir. En pratik yol, </w:t>
       </w:r>
       <w:r>
         <w:rPr>
           <w:rFonts w:ascii="Courier New" w:hAnsi="Courier New" w:eastAsia="Courier New"/>
         </w:rPr>
-        <w:t>docs/defense/assets/figure_4_annotator_placeholder.png</w:t>
+        <w:t>docs/defense/assets/figure_5_annotator_placeholder.png</w:t>
       </w:r>
       <w:r>
         <w:t xml:space="preserve"> dosyasını gerçek ekran görüntüsü ile aynı ad altında değiştirip export betiğini yeniden çalıştırmaktır. Görselde PDF viewer, vurgulanmış nutrient örneği, food item formu ve ilerleme alanı aynı karede görünmelidir.</w:t>
@@ -1749,7 +1330,7 @@
     </w:p>
     <w:p>
       <w:r>
-        <w:t>Crawler tarafı tek adımlı bir arama betiği olarak tasarlanmamıştır. Arasınav itibarıyla kullanılan yaklaşım üç aşamalıdır:</w:t>
+        <w:t>Crawler tarafı tek adımlı bir arama betiği olarak değil, kademeli seçim yapan bir boru hattı olarak tasarlanmıştır. Temel yaklaşım üç aşamalıdır:</w:t>
       </w:r>
     </w:p>
     <w:p>
@@ -1801,92 +1382,12 @@
     </w:p>
     <w:p>
       <w:r>
-        <w:t>Filtreleme mantığında şu sinyaller birlikte kullanılmaktadır:</w:t>
-      </w:r>
-    </w:p>
-    <w:p>
-      <w:pPr>
-        <w:pStyle w:val="ListBullet"/>
-      </w:pPr>
-      <w:r>
-        <w:t>food composition ve nutrient content odaklı ifade kalıpları,</w:t>
-      </w:r>
-    </w:p>
-    <w:p>
-      <w:pPr>
-        <w:pStyle w:val="ListBullet"/>
-      </w:pPr>
-      <w:r>
-        <w:rPr>
-          <w:rFonts w:ascii="Courier New" w:hAnsi="Courier New" w:eastAsia="Courier New"/>
-        </w:rPr>
-        <w:t>mg/100g</w:t>
-      </w:r>
-      <w:r>
-        <w:t xml:space="preserve">, </w:t>
-      </w:r>
-      <w:r>
-        <w:rPr>
-          <w:rFonts w:ascii="Courier New" w:hAnsi="Courier New" w:eastAsia="Courier New"/>
-        </w:rPr>
-        <w:t>g/100g</w:t>
-      </w:r>
-      <w:r>
-        <w:t xml:space="preserve"> gibi birim sinyalleri,</w:t>
-      </w:r>
-    </w:p>
-    <w:p>
-      <w:pPr>
-        <w:pStyle w:val="ListBullet"/>
-      </w:pPr>
-      <w:r>
-        <w:t>food ve nutrient terim vuruşları,</w:t>
-      </w:r>
-    </w:p>
-    <w:p>
-      <w:pPr>
-        <w:pStyle w:val="ListBullet"/>
-      </w:pPr>
-      <w:r>
-        <w:t>sağlık sonucu ve klinik çalışma temalı negatif sinyaller,</w:t>
-      </w:r>
-    </w:p>
-    <w:p>
-      <w:pPr>
-        <w:pStyle w:val="ListBullet"/>
-      </w:pPr>
-      <w:r>
-        <w:t>İngilizce ve çok dilli embedding benzerliği,</w:t>
-      </w:r>
-    </w:p>
-    <w:p>
-      <w:pPr>
-        <w:pStyle w:val="ListBullet"/>
-      </w:pPr>
-      <w:r>
-        <w:t>kullanıcı etiketlerinden türetilen geri besleme terimleri,</w:t>
-      </w:r>
-    </w:p>
-    <w:p>
-      <w:pPr>
-        <w:pStyle w:val="ListBullet"/>
-      </w:pPr>
-      <w:r>
-        <w:t>kaynak bazlı öncelikler ve sorgu partisi verimi.</w:t>
+        <w:t>Filtreleme aşamasında ayrıntılı kuralların hepsi tek tek kullanıcıya gösterilmemektedir; ancak mantık üç ana sinyal grubuna dayanır: konu ile doğrudan ilişkili kelime ve birim ipuçları, semantik benzerlik/embedding tabanlı uygunluk ve önceki kullanıcı etiketlerinden öğrenilen geri besleme sinyalleri. Böylece sistem tek bir kelime eşleşmesine değil, birden fazla işaretin birlikte değerlendirilmesine dayanır.</w:t>
       </w:r>
     </w:p>
     <w:p>
       <w:r>
-        <w:t xml:space="preserve">Arasınav sürecinin sonuna doğru crawler iki önemli yönde genişletilmiştir. İlk olarak İngilizce ve Türkçe iş akışları ayrılmış, hedef kabul sayıları dil başına bağımsız yönetilmeye başlanmıştır. İkinci olarak </w:t>
-      </w:r>
-      <w:r>
-        <w:rPr>
-          <w:rFonts w:ascii="Courier New" w:hAnsi="Courier New" w:eastAsia="Courier New"/>
-        </w:rPr>
-        <w:t>query-batch feedback</w:t>
-      </w:r>
-      <w:r>
-        <w:t xml:space="preserve"> yaklaşımı eklenmiş, böylece yalnızca hangi kelimelerin faydalı olduğu değil, hangi sorgu partilerinin daha iyi etiket getirisi ürettiği de puanlanabilir hale gelmiştir.</w:t>
+        <w:t>Crawler tarafında özellikle iki yetenek belirleyici hale gelmiştir. Birincisi, İngilizce ve Türkçe literatürün ayrı hedef havuzlar olarak yönetilmesidir. İkincisi, kullanıcıdan gelen geri beslemenin yalnızca kelime düzeyinde değil, sorgu partileri düzeyinde de değerlendirilmesidir.</w:t>
       </w:r>
     </w:p>
     <w:p>
@@ -1910,105 +1411,12 @@
         <w:t>feedback/update_terms.py</w:t>
       </w:r>
       <w:r>
-        <w:t xml:space="preserve"> betiği, kullanıcıların kaydettiği </w:t>
-      </w:r>
-      <w:r>
-        <w:rPr>
-          <w:rFonts w:ascii="Courier New" w:hAnsi="Courier New" w:eastAsia="Courier New"/>
-        </w:rPr>
-        <w:t>paper_label_events</w:t>
-      </w:r>
-      <w:r>
-        <w:t xml:space="preserve"> ve </w:t>
-      </w:r>
-      <w:r>
-        <w:rPr>
-          <w:rFonts w:ascii="Courier New" w:hAnsi="Courier New" w:eastAsia="Courier New"/>
-        </w:rPr>
-        <w:t>paper_global_labels</w:t>
-      </w:r>
-      <w:r>
-        <w:t xml:space="preserve"> verilerini okuyarak eğitim etiketleri üretmektedir. Mevcut mantık şu şekildedir:</w:t>
-      </w:r>
-    </w:p>
-    <w:p>
-      <w:pPr>
-        <w:pStyle w:val="ListBullet"/>
-      </w:pPr>
-      <w:r>
-        <w:rPr>
-          <w:rFonts w:ascii="Courier New" w:hAnsi="Courier New" w:eastAsia="Courier New"/>
-        </w:rPr>
-        <w:t>draft</w:t>
-      </w:r>
-      <w:r>
-        <w:t xml:space="preserve"> veya </w:t>
-      </w:r>
-      <w:r>
-        <w:rPr>
-          <w:rFonts w:ascii="Courier New" w:hAnsi="Courier New" w:eastAsia="Courier New"/>
-        </w:rPr>
-        <w:t>done</w:t>
-      </w:r>
-      <w:r>
-        <w:t xml:space="preserve"> durumunda, </w:t>
-      </w:r>
-      <w:r>
-        <w:rPr>
-          <w:rFonts w:ascii="Courier New" w:hAnsi="Courier New" w:eastAsia="Courier New"/>
-        </w:rPr>
-        <w:t>has_data=true</w:t>
-      </w:r>
-      <w:r>
-        <w:t xml:space="preserve">, </w:t>
-      </w:r>
-      <w:r>
-        <w:rPr>
-          <w:rFonts w:ascii="Courier New" w:hAnsi="Courier New" w:eastAsia="Courier New"/>
-        </w:rPr>
-        <w:t>food_item_count&gt;0</w:t>
-      </w:r>
-      <w:r>
-        <w:t xml:space="preserve"> ve </w:t>
-      </w:r>
-      <w:r>
-        <w:rPr>
-          <w:rFonts w:ascii="Courier New" w:hAnsi="Courier New" w:eastAsia="Courier New"/>
-        </w:rPr>
-        <w:t>nutrient_value_count&gt;0</w:t>
-      </w:r>
-      <w:r>
-        <w:t xml:space="preserve"> ise olumlu örnek sayılır,</w:t>
-      </w:r>
-    </w:p>
-    <w:p>
-      <w:pPr>
-        <w:pStyle w:val="ListBullet"/>
-      </w:pPr>
-      <w:r>
-        <w:t xml:space="preserve">global </w:t>
-      </w:r>
-      <w:r>
-        <w:rPr>
-          <w:rFonts w:ascii="Courier New" w:hAnsi="Courier New" w:eastAsia="Courier New"/>
-        </w:rPr>
-        <w:t>definitely_no_data</w:t>
-      </w:r>
-      <w:r>
-        <w:t xml:space="preserve"> ya da iki farklı kullanıcıdan gelen skip sinyali olumsuz örnek sayılır,</w:t>
-      </w:r>
-    </w:p>
-    <w:p>
-      <w:pPr>
-        <w:pStyle w:val="ListBullet"/>
-      </w:pPr>
-      <w:r>
-        <w:t>çelişkili durumlar eğitimden hariç tutulur.</w:t>
+        <w:t xml:space="preserve"> betiği, kullanıcıların kaydettiği olayları okuyarak sistem için öğretici sinyaller üretmektedir. Basit fikir şudur: kullanıcı gerçekten veri bulmuş ve anlamlı içerik kaydetmişse bu olumlu örnek sayılır; makale açık biçimde veri içermiyorsa ya da tekrarlı biçimde atlanıyorsa bu olumsuz örnek sayılır; çelişkili durumlar ise öğrenme dışında bırakılır.</w:t>
       </w:r>
     </w:p>
     <w:p>
       <w:r>
-        <w:t>Bu örneklerden başlık ve başlık+özet düzeyinde n-gram terimleri çıkarılmakta, iyi/kötü dağılımları karşılaştırılarak sorgu ifadeleri, anchor ifadeler, ağırlıklı terimler, kaynak öncelikleri ve batch skorları üretilmektedir. Bu çıktı daha sonra crawler tarafından soft score olarak kullanılmaktadır. Yani sistem geri beslemeyi sert veto olarak değil, daha dengeli bir puanlama unsuru olarak ele almaktadır.</w:t>
+        <w:t>Bu örneklerden üretilen geri besleme daha sonra crawler tarafından yumuşak puanlama sinyali olarak kullanılır. Yani sistem "bu makale kesinlikle yasak" gibi sert kararlar vermek yerine, kullanıcı deneyiminden öğrendiği işaretleri daha dengeli bir sıralama mantığına dönüştürür.</w:t>
       </w:r>
     </w:p>
     <w:p>

--- a/docs/defense/docx/3_Sinif_Proje_Raporu_YAZILIM_KTUN_TR.docx
+++ b/docs/defense/docx/3_Sinif_Proje_Raporu_YAZILIM_KTUN_TR.docx
@@ -124,12 +124,12 @@
     </w:p>
     <w:p>
       <w:r>
-        <w:t>Arasınav itibarıyla ekip, projenin yalnızca teorik tasarımını değil, birlikte çalışan gerçek bir sistem çekirdeğini ortaya çıkarmıştır. Mevcut durumda OpenNutri; bilimsel kaynaklardan aday makale bulabilen, bunları çok aşamalı olarak filtreleyebilen, uygun PDF dosyalarını sisteme aktarabilen, uzman kullanıcının bu makaleler üzerinde yapılandırılmış anotasyon yapmasını sağlayan ve oluşan etiketleri daha sonraki tarama kararlarına geri besleme olarak kullanabilen bir altyapıya sahiptir.</w:t>
+        <w:t>Arasınav itibarıyla OpenNutri'nin çalışan çekirdeği kurulmuştur. Sistem bilimsel kaynaklardan aday makale bulur, bu adayları çok aşamalı olarak filtreler, uygun PDF dosyalarını sisteme alır, uzman kullanıcıya yapılandırılmış anotasyon ekranı sunar ve kullanıcı kararlarını sonraki tarama döngülerinde geri besleme olarak kullanır.</w:t>
       </w:r>
     </w:p>
     <w:p>
       <w:r>
-        <w:t>Bu çıktılar birbirinden kopuk modüller değildir. Projenin temel fikri basittir: sistem önce uygun makaleleri bulur, uzman kullanıcı bu makaleleri inceler ve yapılandırılmış veri girer, ardından bu kullanıcı kararları bir sonraki tarama döngüsünü iyileştirir. Arasınav itibarıyla bu döngünün çekirdek parçaları birlikte çalışır hale gelmiştir.</w:t>
+        <w:t>Projenin temel akışı nettir: makale bulunur, uzman kullanıcı belge üzerinde veri girer, oluşan etiketler daha sonraki arama ve sıralamayı iyileştirir. Bu akışın ana bileşenleri arasınav aşamasında birlikte çalışmaktadır.</w:t>
       </w:r>
     </w:p>
     <w:p>
@@ -293,7 +293,7 @@
           </w:tcPr>
           <w:p>
             <w:r>
-              <w:t>Bu rapor kapsamı dışında</w:t>
+              <w:t>Sonraki aşama</w:t>
             </w:r>
           </w:p>
         </w:tc>
@@ -303,7 +303,7 @@
           </w:tcPr>
           <w:p>
             <w:r>
-              <w:t>Üretim düzeyinde tamamlanmış bir çıkarım hattı henüz sunulmamaktadır</w:t>
+              <w:t>Bu raporun odağı çalışan ilk üç başlıktır</w:t>
             </w:r>
           </w:p>
         </w:tc>
@@ -311,12 +311,12 @@
     </w:tbl>
     <w:p>
       <w:r>
-        <w:t>Bu sistem dört temel fikir etrafında şekillenmiştir. Birincisi, sisteme rastgele makale sokmak yerine önce güçlü adayları seçen bir crawler hattı kurmaktır. İkincisi, hem arayüzün hem de crawler'ın aynı backend ve veri modeli üzerinde çalışmasını sağlamaktır. Üçüncüsü, uzman kullanıcının PDF üzerinde rahat çalışabileceği bir anotasyon ekranı oluşturmaktır. Dördüncüsü ise kullanıcı kararlarını yalnızca kayıt olarak tutmayıp daha sonraki arama ve sıralama kararlarına geri besleme olarak kullanmaktır.</w:t>
+        <w:t>Sistem dört ana fikir etrafında kurulmuştur: güçlü adayları seçen bir crawler hattı, ortak backend ve veri modeli, PDF üzerinde çalışmaya uygun anotasyon ekranı ve kullanıcı kararlarını geri beslemeye dönüştüren kapalı döngü yapı.</w:t>
       </w:r>
     </w:p>
     <w:p>
       <w:r>
-        <w:t>Bu nedenle bu raporda odak nokta tek tek commit adımları değil, dönem sonunda ortaya çıkan çalışan sistem fikridir. Tablo 2 de bu nedenle zaman çizelgesi yerine sistemin ana parçaları üzerinden düzenlenmiştir.</w:t>
+        <w:t>Tablo 2, bu yapıyı sistemin ana parçaları üzerinden özetlemektedir.</w:t>
       </w:r>
     </w:p>
     <w:tbl>
@@ -542,7 +542,7 @@
     </w:p>
     <w:p>
       <w:r>
-        <w:t>Bu noktada özellikle vurgulanması gereken husus şudur: proje henüz öneri formundaki bütün hedefleri tamamlamamıştır; ancak ilk üç hedef için yalnızca hazırlık değil, gerçek çalışan bileşenler geliştirilmiştir. Bu nedenle mevcut aşama, "tasarım dökümanı" ile "tamamlanmış ürün" arasındaki ara bir nokta değil, sistemin çekirdek altyapısının fiilen çalıştığı erken üretim aşaması olarak değerlendirilebilir.</w:t>
+        <w:t>Arasınav aşamasında ilk üç hedef için çalışan bileşenler geliştirilmiştir. Mevcut durum, sistemin çekirdek altyapısının çalıştığı erken üretim aşamasını temsil etmektedir.</w:t>
       </w:r>
     </w:p>
     <w:p>
@@ -568,7 +568,7 @@
     </w:p>
     <w:p>
       <w:r>
-        <w:t>OpenNutri'nin amacı, bilimsel literatürde dağınık halde bulunan gıda bileşimi verilerini insan uzmanlığını sistem dışına itmeden, aksine uzman geri bildirimini merkeze alarak dijitalleştiren bir platform geliştirmektir. Proje bu amacı gerçekleştirmek için üç temel yeteneği aynı anda kurmayı hedeflemektedir:</w:t>
+        <w:t>OpenNutri'nin amacı, bilimsel literatürde dağınık halde bulunan gıda bileşimi verilerini uzman geri bildirimini merkeze alan bir platform ile dijitalleştirmektir. Proje bu amaç için üç temel yetenek kurmaktadır:</w:t>
       </w:r>
     </w:p>
     <w:p>
@@ -597,7 +597,7 @@
     </w:p>
     <w:p>
       <w:r>
-        <w:t>Arasınav aşamasında amaç, özellikle ilk dönem hedeflerine uygun biçimde bu üç yeteneğin çekirdek sürümünü ayağa kaldırmaktır. Buna göre mevcut çalışma, doğrudan LLM tabanlı tam çıkarım sistemini tamamlamaktan ziyade, o sistemi daha sonra güvenilir biçimde eğitip doğrulayabilecek veri ve kullanıcı altyapısını kurmaya odaklanmıştır.</w:t>
+        <w:t>Arasınav aşamasındaki odak, bu üç yeteneğin çekirdek sürümünü kurmaktır. Mevcut çalışma, veri altyapısını, kullanıcı iş akışını ve geri besleme döngüsünü üretim mantığıyla ayağa kaldırmaktadır.</w:t>
       </w:r>
     </w:p>
     <w:p>
@@ -615,22 +615,22 @@
     </w:p>
     <w:p>
       <w:r>
-        <w:t>Birinci düzey veri erişimi problemidir. Gıda bileşimiyle ilgili bilimsel çalışmalar çoğunlukla PDF biçiminde, farklı dergi altyapılarında ve çoğu zaman standart bir veri çıkış formatı olmadan yayımlanmaktadır. Bu nedenle bilgi vardır, ancak doğrudan sorgulanabilir veri olarak kullanılamaz. OpenNutri bu boşluğu doldurmayı hedeflemektedir.</w:t>
+        <w:t>Birinci düzey veri erişimi problemidir. Gıda bileşimi çalışmaları çoğunlukla PDF biçiminde ve standart veri çıkışı olmadan yayımlanmaktadır. OpenNutri bu bilgiyi sorgulanabilir yapısal veriye dönüştürmeyi hedeflemektedir.</w:t>
       </w:r>
     </w:p>
     <w:p>
       <w:r>
-        <w:t>İkinci düzey insan emeğinin verimli kullanılmasıdır. Uzman anotasyonu pahalı ve sınırlı bir kaynaktır. Eğer sisteme yanlış makaleler gelirse uzman zamanı boşa harcanır. Bu nedenle proje yalnızca bir arayüz yapmakla kalmamakta, crawler ve geri besleme katmanı ile uzman önüne daha anlamlı adaylar getirmeye çalışmaktadır. Arasınav itibarıyla geliştirilen search gate, metadata filter, PDF doğrulama ve global skip mantığı tam olarak bu ihtiyaca cevap vermektedir.</w:t>
+        <w:t>İkinci düzey insan emeğinin verimli kullanılmasıdır. Uzman anotasyonu pahalı ve sınırlı bir kaynaktır. Bu nedenle crawler, filtreleme ve geri besleme katmanı uzman önüne daha anlamlı adaylar getirecek şekilde tasarlanmıştır. Arasınav itibarıyla search gate, metadata filter, PDF doğrulama ve global skip mantığı bu ihtiyacı karşılamaktadır.</w:t>
       </w:r>
     </w:p>
     <w:p>
       <w:r>
-        <w:t>Üçüncü düzey Türkçe literatürün görünürlüğüdür. Proje öneri formunda açıkça PubMed ve DergiPark kaynakları hedeflenmiştir. Bu seçim tesadüf değildir. PubMed Central uluslararası açık erişim literatüre erişim sağlarken, DergiPark Türkiye'de yayımlanan birçok çalışmaya erişim sağlar. Dil bazlı EN/TR iş akışlarına geçilmiş olması, Türkçe çalışmaları yalnızca yan ürün olarak değil, ayrı bir hedef havuz olarak ele alma kararı açısından önemlidir.</w:t>
+        <w:t>Üçüncü düzey Türkçe literatürün görünürlüğüdür. PubMed Central uluslararası açık erişim literatürü, DergiPark ise Türkiye'de yayımlanan çalışmaları sisteme taşımaktadır. EN/TR iş akışlarının ayrılması, Türkçe literatür için ayrı bir hedef havuz kurulmasını sağlamıştır.</w:t>
       </w:r>
     </w:p>
     <w:p>
       <w:r>
-        <w:t>Teknik açıdan bakıldığında projenin önemi yalnızca tek bir algoritma kullanmasından gelmez. OpenNutri; normalize edilmiş veri modeli, çok kaynaklı tarama, katmanlı filtreleme, PDF doğrulama, kullanıcı olay kaydı ve soft feedback öğrenmesini bir araya getirerek klasik bir CRUD uygulamasından daha ileri bir yapı kurmaktadır. Bu bütünleşik yaklaşım, ileride eklenecek belge segmentasyonu ve LLM tabanlı çıkarım katmanının sağlam bir temel üzerinde gelişmesini sağlayacaktır.</w:t>
+        <w:t>Teknik açıdan proje; normalize veri modeli, çok kaynaklı tarama, katmanlı filtreleme, PDF doğrulama, kullanıcı olay kaydı ve soft feedback öğrenmesini tek sistemde birleştirmektedir. Bu yapı, sonraki aşamalarda eklenecek belge segmentasyonu ve çıkarım katmanı için sağlam temel oluşturmaktadır.</w:t>
       </w:r>
     </w:p>
     <w:p>
@@ -648,7 +648,7 @@
     </w:p>
     <w:p>
       <w:r>
-        <w:t>Proje tasarlanırken hem gıda verisi standartları hem de bilimsel makale işleme araçları birlikte incelenmiştir. Kaynak araştırması yalnızca akademik makalelerden oluşmamış; veri tabanları, açık erişim makale arşivleri, ontolojiler ve kullanılan yazılım ekosistemi de değerlendirilmiştir.</w:t>
+        <w:t>Kaynak araştırmasında hem gıda verisi standartları hem de bilimsel makale işleme araçları birlikte incelenmiştir. Akademik makalelerin yanında veri tabanları, açık erişim arşivleri, ontolojiler ve kullanılan yazılım ekosistemi değerlendirilmiştir.</w:t>
       </w:r>
     </w:p>
     <w:p>
@@ -661,12 +661,12 @@
     </w:p>
     <w:p>
       <w:r>
-        <w:t>OpenNutri'nin veri modeli doğrudan serbest metin etiketleri üzerine kurulmamıştır. FoodData Central [1] ve FAO/INFOODS eşleme yaklaşımı [2] incelenerek canonical food ve canonical nutrient kavramları ayrı tablolar halinde modellenmiştir. Bu yaklaşım sayesinde kullanıcı arayüzünde görülen food ve nutrient seçimleri, daha sonra crawler terim üretiminde ve potansiyel LLM çıkarımının doğrulanmasında yeniden kullanılabilecek ortak bir sözlüğe bağlanmıştır.</w:t>
+        <w:t>OpenNutri'nin veri modeli serbest metin etiketleri yerine ortak sözlük mantığı üzerine kurulmuştur. FoodData Central [1] ve FAO/INFOODS eşleme yaklaşımı [2] incelenerek canonical food ve canonical nutrient kavramları ayrı tablolar halinde modellenmiştir. Böylece kullanıcı arayüzündeki seçimler ve crawler terim üretimi aynı sözlüğe bağlanmıştır.</w:t>
       </w:r>
     </w:p>
     <w:p>
       <w:r>
-        <w:t xml:space="preserve">FoodOn [3] gibi ontoloji tabanlı çalışmalar da özellikle gıda adlarının standartlaştırılması açısından önemlidir. Projenin mevcut sürümünde tam ontoloji entegrasyonu bulunmamaktadır; ancak </w:t>
+        <w:t xml:space="preserve">FoodOn [3] gibi ontoloji tabanlı çalışmalar gıda adlarının standartlaştırılması açısından önemlidir. </w:t>
       </w:r>
       <w:r>
         <w:rPr>
@@ -684,7 +684,7 @@
         <w:t>entity_aliases</w:t>
       </w:r>
       <w:r>
-        <w:t xml:space="preserve"> yapısının seçilmesinde benzer bir standartlaştırma ihtiyacı gözetilmiştir.</w:t>
+        <w:t xml:space="preserve"> yapısı da aynı standardizasyon ihtiyacına göre seçilmiştir.</w:t>
       </w:r>
     </w:p>
     <w:p>
@@ -710,7 +710,7 @@
     </w:p>
     <w:p>
       <w:r>
-        <w:t xml:space="preserve">Projede tüm kararların doğrudan otomasyona bırakılmaması bilinçli bir tercihtir. Human-in-the-loop yaklaşımı [7], özellikle bilimsel verilerin çıkarımı ve doğrulanmasında uzman kullanıcıyı sistemin aktif parçası haline getirmeyi önerir. OpenNutri'de bu fikir, annotator arayüzü ve </w:t>
+        <w:t xml:space="preserve">Human-in-the-loop yaklaşımı [7], bilimsel verilerin çıkarımı ve doğrulanmasında uzman kullanıcıyı sistemin aktif parçası olarak konumlandırır. OpenNutri'de bu yaklaşım annotator arayüzü ve </w:t>
       </w:r>
       <w:r>
         <w:rPr>
@@ -719,7 +719,7 @@
         <w:t>paper_label_events</w:t>
       </w:r>
       <w:r>
-        <w:t xml:space="preserve"> ile somut hale gelmiştir. Kullanıcıların </w:t>
+        <w:t xml:space="preserve"> üzerinden uygulanmıştır. Kullanıcıların </w:t>
       </w:r>
       <w:r>
         <w:rPr>
@@ -755,7 +755,7 @@
         <w:t>definitely_no_data</w:t>
       </w:r>
       <w:r>
-        <w:t xml:space="preserve"> işlemleri sadece arayüz hareketi olarak kalmamakta; daha sonra crawler'a geri besleme olarak dönmektedir.</w:t>
+        <w:t xml:space="preserve"> işlemleri doğrudan crawler geri beslemesine dönüşmektedir.</w:t>
       </w:r>
     </w:p>
     <w:p>
@@ -768,7 +768,7 @@
     </w:p>
     <w:p>
       <w:r>
-        <w:t>Makale içerikleri çoğunlukla PDF olarak dağıtıldığı için tarayıcı içinde PDF işleme kritik hale gelmiştir. PDF.js [8] tabanlı görüntüleme ve React [9] tabanlı kullanıcı arayüzü birlikte değerlendirilmiştir. Ancak PDF işleme yalnızca görüntülemeyle sınırlı kalmamış, PDF metin katmanındaki parçalanmış span yapısı nedeniyle nutrient highlight özelliği için ek tarama ve çakışma çözüm mantıkları geliştirilmiştir. Bu durum, literatür tarama araçları ile klasik web formu arasındaki farkı açık biçimde göstermektedir.</w:t>
+        <w:t>Makale içerikleri çoğunlukla PDF olarak dağıtıldığı için tarayıcı içinde PDF işleme kritik hale gelmiştir. PDF.js [8] tabanlı görüntüleme ve React [9] tabanlı kullanıcı arayüzü birlikte değerlendirilmiştir. Nutrient highlight özelliği için PDF metin katmanındaki parçalanmış span yapısını tarayan ek mantık geliştirilmiştir.</w:t>
       </w:r>
     </w:p>
     <w:p>
@@ -781,7 +781,7 @@
     </w:p>
     <w:p>
       <w:r>
-        <w:t>Supabase [10], proje için sadece bir veritabanı değil; kimlik doğrulama, satır düzeyi erişim kontrolü, dosya depolama ve istemci erişimi gibi ihtiyaçları tek bir altyapıda birleştiren platform olarak değerlendirilmiştir. Arasınav itibarıyla hem annotator hem de veri boru hattı aynı backend katmanını paylaşmaktadır. Bu tercih, veri tutarlılığı ve hızlı prototipleme açısından anlamlı bulunmuştur.</w:t>
+        <w:t>Supabase [10], kimlik doğrulama, satır düzeyi erişim kontrolü, dosya depolama ve istemci erişimini tek altyapıda birleştirdiği için seçilmiştir. Arasınav itibarıyla annotator ve veri boru hattı aynı backend katmanını paylaşmaktadır.</w:t>
       </w:r>
     </w:p>
     <w:p>
@@ -794,7 +794,7 @@
         <w:pStyle w:val="ListBullet"/>
       </w:pPr>
       <w:r>
-        <w:t>makale bulma ile PDF indirmeyi aynı adımda yapmamak,</w:t>
+        <w:t>makale bulma, ön eleme ve PDF edinmeyi ayrı aşamalar halinde kurmak,</w:t>
       </w:r>
     </w:p>
     <w:p>
@@ -802,7 +802,7 @@
         <w:pStyle w:val="ListBullet"/>
       </w:pPr>
       <w:r>
-        <w:t>kullanıcı arayüzünü statik nutrient kolonları yerine dinamik satır modeliyle tasarlamak,</w:t>
+        <w:t>kullanıcı arayüzünü dinamik satır modeliyle tasarlamak,</w:t>
       </w:r>
     </w:p>
     <w:p>
@@ -810,7 +810,7 @@
         <w:pStyle w:val="ListBullet"/>
       </w:pPr>
       <w:r>
-        <w:t>etiketleri yalnızca son durum olarak değil, olay geçmişi olarak saklamak,</w:t>
+        <w:t>etiketleri olay geçmişi olarak saklamak,</w:t>
       </w:r>
     </w:p>
     <w:p>
@@ -818,7 +818,7 @@
         <w:pStyle w:val="ListBullet"/>
       </w:pPr>
       <w:r>
-        <w:t>Türkçe ve İngilizce kaynakları aynı mantık altında ama ayrı hedeflerle yönetmek,</w:t>
+        <w:t>Türkçe ve İngilizce kaynaklar için ayrı hedef havuzlar kullanmak,</w:t>
       </w:r>
     </w:p>
     <w:p>
@@ -826,12 +826,12 @@
         <w:pStyle w:val="ListBullet"/>
       </w:pPr>
       <w:r>
-        <w:t>feedback bilgisini sert veto yerine yumuşak puan olarak kullanmak.</w:t>
+        <w:t>feedback bilgisini yumuşak puanlama sinyali olarak kullanmak.</w:t>
       </w:r>
     </w:p>
     <w:p>
       <w:r>
-        <w:t>Bu kararların tamamı mevcut kod tabanında uygulanmış durumdadır ve projeyi salt teorik tasarımdan çıkarıp gerçek bir sistem davranışına taşımaktadır.</w:t>
+        <w:t>Bu kararların tamamı mevcut kod tabanında uygulanmıştır.</w:t>
       </w:r>
     </w:p>
     <w:p>
@@ -1082,7 +1082,7 @@
     </w:p>
     <w:p>
       <w:r>
-        <w:t>Bu yaklaşımın amacı yalnızca veri saklamak değildir. Aynı yapı sayesinde arayüz, crawler ve geri besleme mantığı birbirinden kopmadan çalışabilmektedir. Örneğin kullanıcı arayüzünde seçilen gıda ve nutrient adları ile crawler tarafında kullanılan terim mantığı aynı referans sözlüğe dayanır; aynı şekilde bir makalenin neden sisteme girdiği ile kullanıcı üzerinde yapılan anotasyonlar da aynı makale kaydı etrafında birleşir.</w:t>
+        <w:t>Bu yapı arayüzü, crawler'ı ve geri besleme mantığını aynı veri modeli üzerinde birleştirir. Kullanıcı arayüzünde seçilen gıda ve nutrient adları ile crawler tarafında kullanılan terimler aynı referans sözlüğe dayanır. Bir makalenin sisteme giriş kaydı ile kullanıcı anotasyonları da aynı makale kaydı etrafında tutulur.</w:t>
       </w:r>
     </w:p>
     <w:p>
@@ -1172,7 +1172,7 @@
     </w:p>
     <w:p>
       <w:r>
-        <w:t>Arayüzün merkezinde iki fikir vardır. Birincisi, veri girişinin sabit kolonlara bağlı olmamasıdır; kullanıcı gerektiği kadar food item ve her food item altında gerektiği kadar nutrient değeri ekleyebilir. İkincisi, PDF ile formun birbirinden kopuk olmamasıdır; kullanıcı belgeyi okurken ilgili nutrient ifadelerini görüp daha hızlı veri girişi yapabilir.</w:t>
+        <w:t>Arayüz iki ana prensiple tasarlanmıştır. Kullanıcı gerektiği kadar food item ve her food item altında gerektiği kadar nutrient değeri ekleyebilir. PDF görüntüleme ile form aynı çalışma ekranında birleşir; kullanıcı belgeyi okurken ilgili nutrient ifadelerini görüp daha hızlı veri girişi yapabilir.</w:t>
       </w:r>
     </w:p>
     <w:p>
@@ -1201,7 +1201,7 @@
         <w:pStyle w:val="ListBullet"/>
       </w:pPr>
       <w:r>
-        <w:t xml:space="preserve">boş placeholder kartların yanlış </w:t>
+        <w:t xml:space="preserve">boş placeholder kartların </w:t>
       </w:r>
       <w:r>
         <w:rPr>
@@ -1210,12 +1210,12 @@
         <w:t>food_item_count</w:t>
       </w:r>
       <w:r>
-        <w:t xml:space="preserve"> üretmemesi için yalnızca geçerli food item'ların sayılması.</w:t>
+        <w:t xml:space="preserve"> değerini şişirmesini önlemek için geçerli food item'ların sayılması.</w:t>
       </w:r>
     </w:p>
     <w:p>
       <w:r>
-        <w:t>Şekil 4, crawler hattının ölçülebilir bir aşamalı akış ürettiğini göstermek için eklenmiştir.</w:t>
+        <w:t>Şekil 4, crawler hattının aşamalı akışından üretilen sayısal özeti göstermektedir.</w:t>
       </w:r>
     </w:p>
     <w:p>
@@ -1259,12 +1259,12 @@
     </w:p>
     <w:p>
       <w:r>
-        <w:t>Şekil 4. Temsili bir Türkçe canlı koşunun manifest özetinden türetilen aşama sayıları. Bu şekil, sistemin ölçülebilir bir pipeline davranışı ürettiğini göstermek için eklenmiştir.</w:t>
+        <w:t>Şekil 4. Temsili bir Türkçe canlı koşunun manifest özetinden türetilen aşama sayıları.</w:t>
       </w:r>
     </w:p>
     <w:p>
       <w:r>
-        <w:t>Arayüz ekranı için Şekil 5'te bir yer tutucu bırakılmıştır.</w:t>
+        <w:t>Şekil 5, annotator ekran görüntüsü için yer tutucudur.</w:t>
       </w:r>
     </w:p>
     <w:p>
@@ -1330,7 +1330,7 @@
     </w:p>
     <w:p>
       <w:r>
-        <w:t>Crawler tarafı tek adımlı bir arama betiği olarak değil, kademeli seçim yapan bir boru hattı olarak tasarlanmıştır. Temel yaklaşım üç aşamalıdır:</w:t>
+        <w:t>Crawler tarafı kademeli seçim yapan bir boru hattı olarak tasarlanmıştır. Temel yaklaşım üç aşamadan oluşur:</w:t>
       </w:r>
     </w:p>
     <w:p>
@@ -1382,12 +1382,12 @@
     </w:p>
     <w:p>
       <w:r>
-        <w:t>Filtreleme aşamasında ayrıntılı kuralların hepsi tek tek kullanıcıya gösterilmemektedir; ancak mantık üç ana sinyal grubuna dayanır: konu ile doğrudan ilişkili kelime ve birim ipuçları, semantik benzerlik/embedding tabanlı uygunluk ve önceki kullanıcı etiketlerinden öğrenilen geri besleme sinyalleri. Böylece sistem tek bir kelime eşleşmesine değil, birden fazla işaretin birlikte değerlendirilmesine dayanır.</w:t>
+        <w:t>Filtreleme mantığı üç ana sinyal grubuna dayanır: konu ile ilişkili kelime ve birim ipuçları, semantik benzerlik/embedding uygunluğu ve önceki kullanıcı etiketlerinden öğrenilen geri besleme sinyalleri.</w:t>
       </w:r>
     </w:p>
     <w:p>
       <w:r>
-        <w:t>Crawler tarafında özellikle iki yetenek belirleyici hale gelmiştir. Birincisi, İngilizce ve Türkçe literatürün ayrı hedef havuzlar olarak yönetilmesidir. İkincisi, kullanıcıdan gelen geri beslemenin yalnızca kelime düzeyinde değil, sorgu partileri düzeyinde de değerlendirilmesidir.</w:t>
+        <w:t>Crawler tarafında iki yetenek belirleyicidir: İngilizce ve Türkçe literatür için ayrı hedef havuzların yönetilmesi ve geri beslemenin sorgu partileri düzeyinde de değerlendirilmesi.</w:t>
       </w:r>
     </w:p>
     <w:p>
@@ -1411,12 +1411,12 @@
         <w:t>feedback/update_terms.py</w:t>
       </w:r>
       <w:r>
-        <w:t xml:space="preserve"> betiği, kullanıcıların kaydettiği olayları okuyarak sistem için öğretici sinyaller üretmektedir. Basit fikir şudur: kullanıcı gerçekten veri bulmuş ve anlamlı içerik kaydetmişse bu olumlu örnek sayılır; makale açık biçimde veri içermiyorsa ya da tekrarlı biçimde atlanıyorsa bu olumsuz örnek sayılır; çelişkili durumlar ise öğrenme dışında bırakılır.</w:t>
+        <w:t xml:space="preserve"> betiği, kullanıcı olaylarından öğretici sinyaller üretir. Anlamlı veri kaydedilen makaleler olumlu örnek, açık biçimde veri içermeyen veya tekrarlı biçimde atlanan makaleler olumsuz örnek olarak değerlendirilir. Çelişkili durumlar öğrenme dışında bırakılır.</w:t>
       </w:r>
     </w:p>
     <w:p>
       <w:r>
-        <w:t>Bu örneklerden üretilen geri besleme daha sonra crawler tarafından yumuşak puanlama sinyali olarak kullanılır. Yani sistem "bu makale kesinlikle yasak" gibi sert kararlar vermek yerine, kullanıcı deneyiminden öğrendiği işaretleri daha dengeli bir sıralama mantığına dönüştürür.</w:t>
+        <w:t>Bu geri besleme daha sonra crawler tarafından yumuşak puanlama sinyali olarak kullanılır.</w:t>
       </w:r>
     </w:p>
     <w:p>
@@ -1443,12 +1443,12 @@
     </w:p>
     <w:p>
       <w:r>
-        <w:t>Arasınav itibarıyla proje öneri formundaki dördüncü madde olan belge segmentasyonu ve LLM tabanlı temel çıkarım süreci, tamamlanmış üretim hattı olarak sunulmamaktadır. Depoda bu yönde bazı araştırma ve prototip dosyaları bulunsa da, bu raporun kapsamı çalışan ilk üç dönem hedefi ile onları destekleyen veri/geri besleme altyapısıdır.</w:t>
+        <w:t>Bu rapor, çalışan ilk üç dönem hedefi ile onları destekleyen veri ve geri besleme altyapısına odaklanmaktadır. Belge segmentasyonu ve LLM tabanlı çıkarım süreci sonraki aşamanın konusudur.</w:t>
       </w:r>
     </w:p>
     <w:p>
       <w:r>
-        <w:t>Benzer şekilde gerçek annotator ekran görüntüsü de bu raporda yer tutucu olarak bırakılmıştır. Bunun nedeni, ekran görüntüsünün teslim öncesinde en güncel arayüz haliyle alınmasının daha doğru olmasıdır.</w:t>
+        <w:t>Annotator ekran görüntüsü bu raporda yer tutucu olarak bırakılmıştır. Nihai teslimden önce en güncel arayüz görüntüsü eklenmelidir.</w:t>
       </w:r>
     </w:p>
     <w:p>

--- a/docs/defense/docx/3_Sinif_Proje_Raporu_YAZILIM_KTUN_TR.docx
+++ b/docs/defense/docx/3_Sinif_Proje_Raporu_YAZILIM_KTUN_TR.docx
@@ -124,12 +124,30 @@
     </w:p>
     <w:p>
       <w:r>
-        <w:t>Arasınav itibarıyla OpenNutri'nin çalışan çekirdeği kurulmuştur. Sistem bilimsel kaynaklardan aday makale bulur, bu adayları çok aşamalı olarak filtreler, uygun PDF dosyalarını sisteme alır, uzman kullanıcıya yapılandırılmış anotasyon ekranı sunar ve kullanıcı kararlarını sonraki tarama döngülerinde geri besleme olarak kullanır.</w:t>
+        <w:t xml:space="preserve">Arasınav itibarıyla OpenNutri'nin çalışan çekirdeği kurulmuştur. Crawler, Europe PMC, OpenAlex, Semantic Scholar ve DergiPark kaynaklarından metadata toplar; search gate ve metadata filter ile adayları eler; uygun PDF dosyalarını Supabase katmanına aktarır. Annotator arayüzü bu makaleleri PDF üzerinde açar, food ve nutrient girdilerini kaydeder, kullanıcı kararlarını </w:t>
+      </w:r>
+      <w:r>
+        <w:rPr>
+          <w:rFonts w:ascii="Courier New" w:hAnsi="Courier New" w:eastAsia="Courier New"/>
+        </w:rPr>
+        <w:t>paper_label_events</w:t>
+      </w:r>
+      <w:r>
+        <w:t xml:space="preserve"> ve </w:t>
+      </w:r>
+      <w:r>
+        <w:rPr>
+          <w:rFonts w:ascii="Courier New" w:hAnsi="Courier New" w:eastAsia="Courier New"/>
+        </w:rPr>
+        <w:t>paper_global_labels</w:t>
+      </w:r>
+      <w:r>
+        <w:t xml:space="preserve"> üzerinden geri beslemeye dönüştürür.</w:t>
       </w:r>
     </w:p>
     <w:p>
       <w:r>
-        <w:t>Projenin temel akışı nettir: makale bulunur, uzman kullanıcı belge üzerinde veri girer, oluşan etiketler daha sonraki arama ve sıralamayı iyileştirir. Bu akışın ana bileşenleri arasınav aşamasında birlikte çalışmaktadır.</w:t>
+        <w:t>Bu akışta üç teknik karar öne çıkmaktadır. İlk karar, PDF indirmeden önce güçlü ön eleme yapmaktır; böylece uzman önüne daha seçilmiş makaleler gelir. İkinci karar, Türkçe ve İngilizce literatürü ayrı hedef havuzlar olarak yönetmektir; bu sayede Türkçe çalışmalar sistemin doğrudan kapsama alanına girer. Üçüncü karar, uzman anotasyonunu sonraki crawler koşularını iyileştiren bir sinyale dönüştürmektir.</w:t>
       </w:r>
     </w:p>
     <w:p>
@@ -311,12 +329,7 @@
     </w:tbl>
     <w:p>
       <w:r>
-        <w:t>Sistem dört ana fikir etrafında kurulmuştur: güçlü adayları seçen bir crawler hattı, ortak backend ve veri modeli, PDF üzerinde çalışmaya uygun anotasyon ekranı ve kullanıcı kararlarını geri beslemeye dönüştüren kapalı döngü yapı.</w:t>
-      </w:r>
-    </w:p>
-    <w:p>
-      <w:r>
-        <w:t>Tablo 2, bu yapıyı sistemin ana parçaları üzerinden özetlemektedir.</w:t>
+        <w:t>Tablo 2, çalışan sistemin ana parçalarını ve her parçanın projedeki rolünü özetlemektedir.</w:t>
       </w:r>
     </w:p>
     <w:tbl>
@@ -347,7 +360,7 @@
           </w:tcPr>
           <w:p>
             <w:r>
-              <w:t>Gerçekleştirilen işler</w:t>
+              <w:t>Bu aşamada çalışan yetenekler</w:t>
             </w:r>
           </w:p>
         </w:tc>
@@ -357,7 +370,7 @@
           </w:tcPr>
           <w:p>
             <w:r>
-              <w:t>Teknik sonucu</w:t>
+              <w:t>Projedeki rolü</w:t>
             </w:r>
           </w:p>
         </w:tc>
@@ -389,7 +402,7 @@
           </w:tcPr>
           <w:p>
             <w:r>
-              <w:t>Sisteme gelen makaleler daha seçilmiş ve daha anlamlı hale geldi</w:t>
+              <w:t>Annotator kuyruğuna daha seçilmiş ve izlenebilir makaleler taşır</w:t>
             </w:r>
           </w:p>
         </w:tc>
@@ -421,7 +434,7 @@
           </w:tcPr>
           <w:p>
             <w:r>
-              <w:t>UI, crawler ve geri besleme katmanı aynı veri yapısı üzerinde birleşti</w:t>
+              <w:t>UI, crawler ve geri besleme katmanını aynı veri sözleşmesi üzerinde birleştirir</w:t>
             </w:r>
           </w:p>
         </w:tc>
@@ -453,7 +466,7 @@
           </w:tcPr>
           <w:p>
             <w:r>
-              <w:t>Uzman kullanıcı gerçek belge üzerinde daha hızlı ve kontrollü çalışabilir hale geldi</w:t>
+              <w:t>Uzman kullanıcının belge üzerinde kontrollü ve hızlı çalışmasını sağlar</w:t>
             </w:r>
           </w:p>
         </w:tc>
@@ -475,7 +488,7 @@
           </w:tcPr>
           <w:p>
             <w:r>
-              <w:t>Kullanıcı kararlarının event olarak saklanması ve sonraki taramayı beslemesi</w:t>
+              <w:t>Event kaydı, global label kayıtları, geri besleme terimleri, query-batch sinyalleri</w:t>
             </w:r>
           </w:p>
         </w:tc>
@@ -485,7 +498,7 @@
           </w:tcPr>
           <w:p>
             <w:r>
-              <w:t>Sistem kullanıcı davranışından öğrenen kapalı döngü yapısına yaklaştı</w:t>
+              <w:t>Kullanıcı kararlarını daha sonraki arama ve sıralamayı iyileştiren sinyallere dönüştürür</w:t>
             </w:r>
           </w:p>
         </w:tc>
@@ -542,7 +555,7 @@
     </w:p>
     <w:p>
       <w:r>
-        <w:t>Arasınav aşamasında ilk üç hedef için çalışan bileşenler geliştirilmiştir. Mevcut durum, sistemin çekirdek altyapısının çalıştığı erken üretim aşamasını temsil etmektedir.</w:t>
+        <w:t>Arasınav çıktısı çalışan bir temel veri akışıdır. Makale edinimi, anotasyon kaydı ve geri besleme zinciri aynı altyapıda birleşmiştir.</w:t>
       </w:r>
     </w:p>
     <w:p>
@@ -568,7 +581,7 @@
     </w:p>
     <w:p>
       <w:r>
-        <w:t>OpenNutri'nin amacı, bilimsel literatürde dağınık halde bulunan gıda bileşimi verilerini uzman geri bildirimini merkeze alan bir platform ile dijitalleştirmektir. Proje bu amaç için üç temel yetenek kurmaktadır:</w:t>
+        <w:t>OpenNutri'nin amacı, bilimsel literatürde dağınık halde bulunan gıda bileşimi verilerini kaynak bağlantısını koruyarak yapısal veriye dönüştüren bir platform kurmaktır. Bu amaç için proje üç temel yetenek kurmaktadır:</w:t>
       </w:r>
     </w:p>
     <w:p>
@@ -597,7 +610,7 @@
     </w:p>
     <w:p>
       <w:r>
-        <w:t>Arasınav aşamasındaki odak, bu üç yeteneğin çekirdek sürümünü kurmaktır. Mevcut çalışma, veri altyapısını, kullanıcı iş akışını ve geri besleme döngüsünü üretim mantığıyla ayağa kaldırmaktadır.</w:t>
+        <w:t>Arasınav aşamasındaki odak, bu yapının çekirdek sürümünü ayağa kaldırmaktır. Mevcut çalışma; literatür tarama, uzman anotasyon, ortak veri modeli ve geri besleme zincirini aynı sistem içinde çalışır hale getirmektedir.</w:t>
       </w:r>
     </w:p>
     <w:p>
@@ -610,27 +623,22 @@
     </w:p>
     <w:p>
       <w:r>
-        <w:t>Projenin önemi üç düzeyde ortaya çıkmaktadır.</w:t>
+        <w:t>Bu projenin önemi, gıda bileşimi bilgisinin binlerce PDF içinde dağınık halde kalmasından doğar. Bilimsel veri vardır; fakat doğrudan sorgulanabilir, karşılaştırılabilir ve yeniden kullanılabilir kayıtlar halinde değildir. OpenNutri bu boşluğu, kaynak bağlantısını koruyan yapısal kayıtlar üreterek hedeflemektedir.</w:t>
       </w:r>
     </w:p>
     <w:p>
       <w:r>
-        <w:t>Birinci düzey veri erişimi problemidir. Gıda bileşimi çalışmaları çoğunlukla PDF biçiminde ve standart veri çıkışı olmadan yayımlanmaktadır. OpenNutri bu bilgiyi sorgulanabilir yapısal veriye dönüştürmeyi hedeflemektedir.</w:t>
+        <w:t>Bu ihtiyaç Türkçe literatürde daha belirgindir. Türkiye'de yayımlanan birçok çalışma DergiPark ve benzeri arşivlerde bulunur; ancak bu çalışmaların verileri uluslararası standart veri tabanlarına düzenli biçimde girmez. Sonuç olarak yerel ürünler, yerel çeşitler ve Türkçe yayınlar dijital görünürlük kaybeder. EN/TR iş akışlarının ayrılması bu nedenle doğrudan kapsam belirleyen bir karardır.</w:t>
       </w:r>
     </w:p>
     <w:p>
       <w:r>
-        <w:t>İkinci düzey insan emeğinin verimli kullanılmasıdır. Uzman anotasyonu pahalı ve sınırlı bir kaynaktır. Bu nedenle crawler, filtreleme ve geri besleme katmanı uzman önüne daha anlamlı adaylar getirecek şekilde tasarlanmıştır. Arasınav itibarıyla search gate, metadata filter, PDF doğrulama ve global skip mantığı bu ihtiyacı karşılamaktadır.</w:t>
+        <w:t>Projenin ikinci önemli yönü uzman zamanını korumasıdır. Uzman anotasyonu pahalı ve sınırlı bir kaynaktır. Bu nedenle OpenNutri makale bulma, ön eleme, PDF doğrulama ve kullanıcı geri beslemesini aynı zincirde birleştirir. Uzman kullanıcıya daha güçlü adaylar gelir; kullanıcı kararları da bir sonraki koşulda makale seçimini iyileştirir.</w:t>
       </w:r>
     </w:p>
     <w:p>
       <w:r>
-        <w:t>Üçüncü düzey Türkçe literatürün görünürlüğüdür. PubMed Central uluslararası açık erişim literatürü, DergiPark ise Türkiye'de yayımlanan çalışmaları sisteme taşımaktadır. EN/TR iş akışlarının ayrılması, Türkçe literatür için ayrı bir hedef havuz kurulmasını sağlamıştır.</w:t>
-      </w:r>
-    </w:p>
-    <w:p>
-      <w:r>
-        <w:t>Teknik açıdan proje; normalize veri modeli, çok kaynaklı tarama, katmanlı filtreleme, PDF doğrulama, kullanıcı olay kaydı ve soft feedback öğrenmesini tek sistemde birleştirmektedir. Bu yapı, sonraki aşamalarda eklenecek belge segmentasyonu ve çıkarım katmanı için sağlam temel oluşturmaktadır.</w:t>
+        <w:t>Uzun vadede bu yaklaşım araştırmacılar, sağlık teknolojileri, kamu kurumları ve ihracat odaklı üreticiler için yerli veri altyapısı oluşturabilir. Arasınav itibarıyla bu hedefin teknik zemini kurulmuştur.</w:t>
       </w:r>
     </w:p>
     <w:p>
@@ -786,52 +794,7 @@
     </w:p>
     <w:p>
       <w:r>
-        <w:t>Kaynak araştırmasının çıktısı olarak şu mühendislik kararları alınmıştır:</w:t>
-      </w:r>
-    </w:p>
-    <w:p>
-      <w:pPr>
-        <w:pStyle w:val="ListBullet"/>
-      </w:pPr>
-      <w:r>
-        <w:t>makale bulma, ön eleme ve PDF edinmeyi ayrı aşamalar halinde kurmak,</w:t>
-      </w:r>
-    </w:p>
-    <w:p>
-      <w:pPr>
-        <w:pStyle w:val="ListBullet"/>
-      </w:pPr>
-      <w:r>
-        <w:t>kullanıcı arayüzünü dinamik satır modeliyle tasarlamak,</w:t>
-      </w:r>
-    </w:p>
-    <w:p>
-      <w:pPr>
-        <w:pStyle w:val="ListBullet"/>
-      </w:pPr>
-      <w:r>
-        <w:t>etiketleri olay geçmişi olarak saklamak,</w:t>
-      </w:r>
-    </w:p>
-    <w:p>
-      <w:pPr>
-        <w:pStyle w:val="ListBullet"/>
-      </w:pPr>
-      <w:r>
-        <w:t>Türkçe ve İngilizce kaynaklar için ayrı hedef havuzlar kullanmak,</w:t>
-      </w:r>
-    </w:p>
-    <w:p>
-      <w:pPr>
-        <w:pStyle w:val="ListBullet"/>
-      </w:pPr>
-      <w:r>
-        <w:t>feedback bilgisini yumuşak puanlama sinyali olarak kullanmak.</w:t>
-      </w:r>
-    </w:p>
-    <w:p>
-      <w:r>
-        <w:t>Bu kararların tamamı mevcut kod tabanında uygulanmıştır.</w:t>
+        <w:t>Bu literatür ve platform incelemesi, projede ortak sözlük kullanımı, çok kaynaklı erişim, PDF üzerinde uzman anotasyonu ve insan-döngülü doğrulama yaklaşımının neden gerekli olduğunu göstermektedir.</w:t>
       </w:r>
     </w:p>
     <w:p>
@@ -882,6 +845,11 @@
       </w:pPr>
       <w:r>
         <w:t>çok kaynaklı crawler ve geri besleme katmanı.</w:t>
+      </w:r>
+    </w:p>
+    <w:p>
+      <w:r>
+        <w:t>Arasınav sürümünde sistemi belirleyen dört mühendislik tercihi vardır: makale bulma ile PDF edinimini ayırmak, ortak sözlük ve ortak veritabanı kullanmak, anotasyonu dinamik satır modeliyle kurmak ve kullanıcı kararlarını event tabanlı geri besleme olarak saklamak. Aşağıdaki alt bölümler bu tercihlerin nasıl uygulandığını özetlemektedir.</w:t>
       </w:r>
     </w:p>
     <w:p>
@@ -1172,7 +1140,7 @@
     </w:p>
     <w:p>
       <w:r>
-        <w:t>Arayüz iki ana prensiple tasarlanmıştır. Kullanıcı gerektiği kadar food item ve her food item altında gerektiği kadar nutrient değeri ekleyebilir. PDF görüntüleme ile form aynı çalışma ekranında birleşir; kullanıcı belgeyi okurken ilgili nutrient ifadelerini görüp daha hızlı veri girişi yapabilir.</w:t>
+        <w:t>Arayüz iki ana prensiple tasarlanmıştır. Kullanıcı gerektiği kadar food item ve her food item altında gerektiği kadar nutrient değeri ekleyebilir. PDF görüntüleme ile form aynı çalışma ekranında birleşir; kullanıcı belgeyi okurken ilgili nutrient ifadelerini görüp daha hızlı veri girişi yapabilir. Bu yapı uzman kullanıcıya belge üzerinden doğrulama yapan aktif bir rol verir.</w:t>
       </w:r>
     </w:p>
     <w:p>
@@ -1377,7 +1345,7 @@
     </w:p>
     <w:p>
       <w:r>
-        <w:t>Bu ayrım önemli bir mühendislik kararıdır. Çünkü tüm adayların PDF'ini indirmek hem pahalı hem de gereksizdir. Ön eleme sayesinde daha az sayıda ama daha güçlü aday tam metin aşamasına geçmektedir.</w:t>
+        <w:t>Bu ayrım, crawler tarafındaki en kritik verimlilik kararlarından biridir. Tüm adayların PDF'ini indirmek yerine önce metadata düzeyinde ön eleme yapılır. Böylece tam metin aşamasına daha az sayıda ama daha güçlü aday geçer.</w:t>
       </w:r>
     </w:p>
     <w:p>
@@ -1416,7 +1384,7 @@
     </w:p>
     <w:p>
       <w:r>
-        <w:t>Bu geri besleme daha sonra crawler tarafından yumuşak puanlama sinyali olarak kullanılır.</w:t>
+        <w:t>Sistemin ayırt edici mimari fikri burada ortaya çıkar. Kullanıcı kararı yalnızca saklanan bir sonuç değildir; sonraki crawler koşularında kullanılan yumuşak puanlama sinyalidir.</w:t>
       </w:r>
     </w:p>
     <w:p>

--- a/docs/defense/docx/3_Sinif_Proje_Raporu_YAZILIM_KTUN_TR.docx
+++ b/docs/defense/docx/3_Sinif_Proje_Raporu_YAZILIM_KTUN_TR.docx
@@ -1055,16 +1055,7 @@
     </w:p>
     <w:p>
       <w:r>
-        <w:t xml:space="preserve">Şekil 3, canlı Supabase yapısının kod içindeki kaynak karşılığı olan </w:t>
-      </w:r>
-      <w:r>
-        <w:rPr>
-          <w:rFonts w:ascii="Courier New" w:hAnsi="Courier New" w:eastAsia="Courier New"/>
-        </w:rPr>
-        <w:t>apps/expert-annotator/migration.sql</w:t>
-      </w:r>
-      <w:r>
-        <w:t xml:space="preserve"> temel alınarak hazırlanmış, sadeleştirilmiş bir veritabanı özeti sunmaktadır.</w:t>
+        <w:t>Şekil 3, aktif veritabanı şemasını tanımlayan migration betiği temel alınarak hazırlanmış, sadeleştirilmiş bir veritabanı özeti sunmaktadır.</w:t>
       </w:r>
     </w:p>
     <w:p>
@@ -1108,16 +1099,7 @@
     </w:p>
     <w:p>
       <w:r>
-        <w:t xml:space="preserve">Şekil 3. Arasınav sürümündeki temel veritabanı yapısının, projeyi anlamayı kolaylaştıracak dört sorumluluk alanı altında özetlenmiş görünümü. Şema, </w:t>
-      </w:r>
-      <w:r>
-        <w:rPr>
-          <w:rFonts w:ascii="Courier New" w:hAnsi="Courier New" w:eastAsia="Courier New"/>
-        </w:rPr>
-        <w:t>migration.sql</w:t>
-      </w:r>
-      <w:r>
-        <w:t xml:space="preserve"> üzerinden sadeleştirilerek hazırlanmıştır.</w:t>
+        <w:t>Şekil 3. Arasınav sürümündeki temel veritabanı yapısının, projeyi anlamayı kolaylaştıracak dört sorumluluk alanı altında özetlenmiş görünümü. Şema, veritabanı migration betiği üzerinden sadeleştirilerek hazırlanmıştır.</w:t>
       </w:r>
     </w:p>
     <w:p>
@@ -1384,7 +1366,7 @@
     </w:p>
     <w:p>
       <w:r>
-        <w:t>Sistemin ayırt edici mimari fikri burada ortaya çıkar. Kullanıcı kararı yalnızca saklanan bir sonuç değildir; sonraki crawler koşularında kullanılan yumuşak puanlama sinyalidir.</w:t>
+        <w:t>Kullanıcı kararı, sonraki crawler koşularında kullanılan yumuşak puanlama sinyalidir.</w:t>
       </w:r>
     </w:p>
     <w:p>
@@ -1437,7 +1419,7 @@
         <w:pStyle w:val="ListNumber"/>
       </w:pPr>
       <w:r>
-        <w:t>U.S. Department of Agriculture. FoodData Central. https://fdc.nal.usda.gov/</w:t>
+        <w:t>U.S. Department of Agriculture. *FoodData Central*. Erişim adresi: https://fdc.nal.usda.gov/ (Erişim tarihi: 02.04.2026).</w:t>
       </w:r>
     </w:p>
     <w:p>
@@ -1445,7 +1427,7 @@
         <w:pStyle w:val="ListNumber"/>
       </w:pPr>
       <w:r>
-        <w:t>FAO/INFOODS. Guidelines for Food Matching. Rome: Food and Agriculture Organization of the United Nations, 2012.</w:t>
+        <w:t>FAO/INFOODS. *Guidelines for Food Matching*. Rome: Food and Agriculture Organization of the United Nations; 2012.</w:t>
       </w:r>
     </w:p>
     <w:p>
@@ -1461,7 +1443,7 @@
         <w:pStyle w:val="ListNumber"/>
       </w:pPr>
       <w:r>
-        <w:t>National Center for Biotechnology Information. PubMed Central (PMC). https://pmc.ncbi.nlm.nih.gov/</w:t>
+        <w:t>National Center for Biotechnology Information. *PubMed Central (PMC)*. Erişim adresi: https://pmc.ncbi.nlm.nih.gov/ (Erişim tarihi: 02.04.2026).</w:t>
       </w:r>
     </w:p>
     <w:p>
@@ -1469,7 +1451,7 @@
         <w:pStyle w:val="ListNumber"/>
       </w:pPr>
       <w:r>
-        <w:t>Europe PMC. https://europepmc.org/</w:t>
+        <w:t>Europe PMC. *Europe PMC*. Erişim adresi: https://europepmc.org/ (Erişim tarihi: 02.04.2026).</w:t>
       </w:r>
     </w:p>
     <w:p>
@@ -1477,7 +1459,7 @@
         <w:pStyle w:val="ListNumber"/>
       </w:pPr>
       <w:r>
-        <w:t>DergiPark Akademik. https://dergipark.org.tr/</w:t>
+        <w:t>DergiPark Akademik. *DergiPark Akademik*. Erişim adresi: https://dergipark.org.tr/ (Erişim tarihi: 02.04.2026).</w:t>
       </w:r>
     </w:p>
     <w:p>
@@ -1493,7 +1475,7 @@
         <w:pStyle w:val="ListNumber"/>
       </w:pPr>
       <w:r>
-        <w:t>Mozilla. PDF.js. https://mozilla.github.io/pdf.js/</w:t>
+        <w:t>Mozilla. *PDF.js*. Erişim adresi: https://mozilla.github.io/pdf.js/ (Erişim tarihi: 02.04.2026).</w:t>
       </w:r>
     </w:p>
     <w:p>
@@ -1501,7 +1483,7 @@
         <w:pStyle w:val="ListNumber"/>
       </w:pPr>
       <w:r>
-        <w:t>React Documentation. https://react.dev/</w:t>
+        <w:t>React. *React Documentation*. Erişim adresi: https://react.dev/ (Erişim tarihi: 02.04.2026).</w:t>
       </w:r>
     </w:p>
     <w:p>
@@ -1509,7 +1491,7 @@
         <w:pStyle w:val="ListNumber"/>
       </w:pPr>
       <w:r>
-        <w:t>Supabase Documentation. https://supabase.com/docs</w:t>
+        <w:t>Supabase. *Supabase Documentation*. Erişim adresi: https://supabase.com/docs (Erişim tarihi: 02.04.2026).</w:t>
       </w:r>
     </w:p>
     <w:sectPr>

--- a/docs/defense/docx/3_Sinif_Proje_Raporu_YAZILIM_KTUN_TR.docx
+++ b/docs/defense/docx/3_Sinif_Proje_Raporu_YAZILIM_KTUN_TR.docx
@@ -1355,13 +1355,7 @@
     </w:p>
     <w:p>
       <w:r>
-        <w:rPr>
-          <w:rFonts w:ascii="Courier New" w:hAnsi="Courier New" w:eastAsia="Courier New"/>
-        </w:rPr>
-        <w:t>feedback/update_terms.py</w:t>
-      </w:r>
-      <w:r>
-        <w:t xml:space="preserve"> betiği, kullanıcı olaylarından öğretici sinyaller üretir. Anlamlı veri kaydedilen makaleler olumlu örnek, açık biçimde veri içermeyen veya tekrarlı biçimde atlanan makaleler olumsuz örnek olarak değerlendirilir. Çelişkili durumlar öğrenme dışında bırakılır.</w:t>
+        <w:t>Geri besleme güncelleme betiği, kullanıcı olaylarından öğretici sinyaller üretir. Anlamlı veri kaydedilen makaleler olumlu örnek, açık biçimde veri içermeyen veya tekrarlı biçimde atlanan makaleler olumsuz örnek olarak değerlendirilir. Çelişkili durumlar öğrenme dışında bırakılır.</w:t>
       </w:r>
     </w:p>
     <w:p>
@@ -1371,16 +1365,7 @@
     </w:p>
     <w:p>
       <w:r>
-        <w:t xml:space="preserve">Son kullanıcıya yeterli makale kalmadığında </w:t>
-      </w:r>
-      <w:r>
-        <w:rPr>
-          <w:rFonts w:ascii="Courier New" w:hAnsi="Courier New" w:eastAsia="Courier New"/>
-        </w:rPr>
-        <w:t>ensure_paper_stock.py</w:t>
-      </w:r>
-      <w:r>
-        <w:t xml:space="preserve"> devreye girmektedir. Bu betik mevcut EN/TR makale sayılarını kontrol etmekte, gerekiyorsa geri beslemeyi güncellemekte, DergiPark indeksini yenilemekte, crawler'ı çalıştırmakta ve sonuçları Supabase'e yüklemektedir. Böylece anotasyon arayüzü ile veri toplama hattı arasında operasyonel bir bağ kurulmuştur.</w:t>
+        <w:t>Son kullanıcıya yeterli makale kalmadığında makale stoğunu yenileyen betik devreye girmektedir. Bu betik mevcut EN/TR makale sayılarını kontrol etmekte, gerekiyorsa geri beslemeyi güncellemekte, DergiPark indeksini yenilemekte, crawler'ı çalıştırmakta ve sonuçları Supabase'e yüklemektedir. Böylece anotasyon arayüzü ile veri toplama hattı arasında operasyonel bir bağ kurulmuştur.</w:t>
       </w:r>
     </w:p>
     <w:p>

--- a/docs/defense/docx/3_Sinif_Proje_Raporu_YAZILIM_KTUN_TR.docx
+++ b/docs/defense/docx/3_Sinif_Proje_Raporu_YAZILIM_KTUN_TR.docx
@@ -124,25 +124,7 @@
     </w:p>
     <w:p>
       <w:r>
-        <w:t xml:space="preserve">Arasınav itibarıyla OpenNutri'nin çalışan çekirdeği kurulmuştur. Crawler, Europe PMC, OpenAlex, Semantic Scholar ve DergiPark kaynaklarından metadata toplar; search gate ve metadata filter ile adayları eler; uygun PDF dosyalarını Supabase katmanına aktarır. Annotator arayüzü bu makaleleri PDF üzerinde açar, food ve nutrient girdilerini kaydeder, kullanıcı kararlarını </w:t>
-      </w:r>
-      <w:r>
-        <w:rPr>
-          <w:rFonts w:ascii="Courier New" w:hAnsi="Courier New" w:eastAsia="Courier New"/>
-        </w:rPr>
-        <w:t>paper_label_events</w:t>
-      </w:r>
-      <w:r>
-        <w:t xml:space="preserve"> ve </w:t>
-      </w:r>
-      <w:r>
-        <w:rPr>
-          <w:rFonts w:ascii="Courier New" w:hAnsi="Courier New" w:eastAsia="Courier New"/>
-        </w:rPr>
-        <w:t>paper_global_labels</w:t>
-      </w:r>
-      <w:r>
-        <w:t xml:space="preserve"> üzerinden geri beslemeye dönüştürür.</w:t>
+        <w:t>Arasınav itibarıyla OpenNutri'nin çalışan çekirdeği kurulmuştur. Crawler, Europe PMC, OpenAlex, Semantic Scholar ve DergiPark kaynaklarından metadata toplar; search gate ve metadata filter ile adayları eler; uygun PDF dosyalarını Supabase katmanına aktarır. Annotator arayüzü bu makaleleri PDF üzerinde açar, food ve nutrient girdilerini kaydeder, kullanıcı kararlarını event ve global label kayıtları üzerinden geri beslemeye dönüştürür.</w:t>
       </w:r>
     </w:p>
     <w:p>
@@ -568,7 +550,7 @@
         <w:pStyle w:val="Heading1"/>
       </w:pPr>
       <w:r>
-        <w:t>PROJENİN AMACI ve ÖNEMİ</w:t>
+        <w:t>PROJENİN AMACI VE ÖNEMİ</w:t>
       </w:r>
     </w:p>
     <w:p>
@@ -669,30 +651,12 @@
     </w:p>
     <w:p>
       <w:r>
-        <w:t>OpenNutri'nin veri modeli serbest metin etiketleri yerine ortak sözlük mantığı üzerine kurulmuştur. FoodData Central [1] ve FAO/INFOODS eşleme yaklaşımı [2] incelenerek canonical food ve canonical nutrient kavramları ayrı tablolar halinde modellenmiştir. Böylece kullanıcı arayüzündeki seçimler ve crawler terim üretimi aynı sözlüğe bağlanmıştır.</w:t>
+        <w:t>OpenNutri'nin veri modeli serbest metin etiketleri yerine ortak sözlük mantığı üzerine kurulmuştur. FoodData Central [1] ve FAO/INFOODS eşleme yaklaşımı [2] incelenerek canonical food ve canonical nutrient kavramları ayrı tablolarda ele alınmıştır. Bu yaklaşım, anotasyon ve literatür tarama süreçlerinde ortak bir sözlük kullanımını desteklemektedir.</w:t>
       </w:r>
     </w:p>
     <w:p>
       <w:r>
-        <w:t xml:space="preserve">FoodOn [3] gibi ontoloji tabanlı çalışmalar gıda adlarının standartlaştırılması açısından önemlidir. </w:t>
-      </w:r>
-      <w:r>
-        <w:rPr>
-          <w:rFonts w:ascii="Courier New" w:hAnsi="Courier New" w:eastAsia="Courier New"/>
-        </w:rPr>
-        <w:t>entities</w:t>
-      </w:r>
-      <w:r>
-        <w:t xml:space="preserve"> ve </w:t>
-      </w:r>
-      <w:r>
-        <w:rPr>
-          <w:rFonts w:ascii="Courier New" w:hAnsi="Courier New" w:eastAsia="Courier New"/>
-        </w:rPr>
-        <w:t>entity_aliases</w:t>
-      </w:r>
-      <w:r>
-        <w:t xml:space="preserve"> yapısı da aynı standardizasyon ihtiyacına göre seçilmiştir.</w:t>
+        <w:t>FoodOn [3] gibi ontoloji tabanlı çalışmalar gıda adlarının standartlaştırılması açısından önemlidir. Bu tür ontolojiler, farklı kaynaklarda geçen gıda adlarını ortak kavramlar altında toplama ihtiyacını açık biçimde göstermektedir.</w:t>
       </w:r>
     </w:p>
     <w:p>
@@ -705,7 +669,7 @@
     </w:p>
     <w:p>
       <w:r>
-        <w:t>PubMed Central [4] ve Europe PMC [5], açık erişimli biyomedikal ve yaşam bilimleri literatürüne düzenli erişim sağladıkları için crawler hattının temel dış kaynakları olarak değerlendirilmiştir. DergiPark [6] ise özellikle Türkçe çalışmalara ulaşmak amacıyla projeye dahil edilmiştir. Arasınav döneminde DergiPark entegrasyonu basit bir genel arama mantığından çıkarılıp dergi-sayı-makale düzeyinde yenilenebilir yerel indeks mantığına taşınmıştır. Bu değişiklik, Türkçe kaynakların daha kontrollü taranmasını sağlamıştır.</w:t>
+        <w:t>PubMed Central [4] ve Europe PMC [5], açık erişimli biyomedikal ve yaşam bilimleri literatürüne düzenli erişim sağladıkları için temel dış kaynaklar olarak değerlendirilmiştir. DergiPark [6] ise özellikle Türkçe çalışmalara ulaşmak açısından önemlidir. Bu kaynakların birlikte değerlendirilmesi, uluslararası ve yerel literatürün aynı sistem içinde ama farklı sinyallerle ele alınması gereğini göstermektedir.</w:t>
       </w:r>
     </w:p>
     <w:p>
@@ -718,52 +682,7 @@
     </w:p>
     <w:p>
       <w:r>
-        <w:t xml:space="preserve">Human-in-the-loop yaklaşımı [7], bilimsel verilerin çıkarımı ve doğrulanmasında uzman kullanıcıyı sistemin aktif parçası olarak konumlandırır. OpenNutri'de bu yaklaşım annotator arayüzü ve </w:t>
-      </w:r>
-      <w:r>
-        <w:rPr>
-          <w:rFonts w:ascii="Courier New" w:hAnsi="Courier New" w:eastAsia="Courier New"/>
-        </w:rPr>
-        <w:t>paper_label_events</w:t>
-      </w:r>
-      <w:r>
-        <w:t xml:space="preserve"> üzerinden uygulanmıştır. Kullanıcıların </w:t>
-      </w:r>
-      <w:r>
-        <w:rPr>
-          <w:rFonts w:ascii="Courier New" w:hAnsi="Courier New" w:eastAsia="Courier New"/>
-        </w:rPr>
-        <w:t>draft</w:t>
-      </w:r>
-      <w:r>
-        <w:t xml:space="preserve">, </w:t>
-      </w:r>
-      <w:r>
-        <w:rPr>
-          <w:rFonts w:ascii="Courier New" w:hAnsi="Courier New" w:eastAsia="Courier New"/>
-        </w:rPr>
-        <w:t>done</w:t>
-      </w:r>
-      <w:r>
-        <w:t xml:space="preserve">, </w:t>
-      </w:r>
-      <w:r>
-        <w:rPr>
-          <w:rFonts w:ascii="Courier New" w:hAnsi="Courier New" w:eastAsia="Courier New"/>
-        </w:rPr>
-        <w:t>skipped</w:t>
-      </w:r>
-      <w:r>
-        <w:t xml:space="preserve"> ve global </w:t>
-      </w:r>
-      <w:r>
-        <w:rPr>
-          <w:rFonts w:ascii="Courier New" w:hAnsi="Courier New" w:eastAsia="Courier New"/>
-        </w:rPr>
-        <w:t>definitely_no_data</w:t>
-      </w:r>
-      <w:r>
-        <w:t xml:space="preserve"> işlemleri doğrudan crawler geri beslemesine dönüşmektedir.</w:t>
+        <w:t>Human-in-the-loop yaklaşımı [7], bilimsel verilerin çıkarımı ve doğrulanmasında uzman kullanıcıyı sistemin aktif parçası olarak konumlandırır. Bu yaklaşım, uzman kararlarının yalnızca son etiket olarak değil, daha sonra yeniden kullanılabilecek geri besleme sinyalleri olarak ele alınmasını desteklemektedir.</w:t>
       </w:r>
     </w:p>
     <w:p>
@@ -776,7 +695,7 @@
     </w:p>
     <w:p>
       <w:r>
-        <w:t>Makale içerikleri çoğunlukla PDF olarak dağıtıldığı için tarayıcı içinde PDF işleme kritik hale gelmiştir. PDF.js [8] tabanlı görüntüleme ve React [9] tabanlı kullanıcı arayüzü birlikte değerlendirilmiştir. Nutrient highlight özelliği için PDF metin katmanındaki parçalanmış span yapısını tarayan ek mantık geliştirilmiştir.</w:t>
+        <w:t>Makale içerikleri çoğunlukla PDF olarak dağıtıldığı için tarayıcı içinde PDF işleme kritik hale gelmiştir. PDF.js [8] tabanlı görüntüleme ve React [9] tabanlı kullanıcı arayüzü birlikte değerlendirilmiştir. Literatür anotasyonu bağlamında, PDF metin katmanındaki parçalanmış span yapısı nedeniyle yalnızca görüntüleme değil; seçim, vurgulama ve metin eşleme davranışları da önem kazanmaktadır.</w:t>
       </w:r>
     </w:p>
     <w:p>
@@ -789,12 +708,12 @@
     </w:p>
     <w:p>
       <w:r>
-        <w:t>Supabase [10], kimlik doğrulama, satır düzeyi erişim kontrolü, dosya depolama ve istemci erişimini tek altyapıda birleştirdiği için seçilmiştir. Arasınav itibarıyla annotator ve veri boru hattı aynı backend katmanını paylaşmaktadır.</w:t>
+        <w:t>Supabase [10], kimlik doğrulama, satır düzeyi erişim kontrolü, dosya depolama ve istemci erişimini tek altyapıda birleştirdiği için değerlendirilmiştir. Bu tür platformlar, arayüz ve veri boru hattının aynı backend üzerinde çalıştığı sistemler için uygun temel sağlar.</w:t>
       </w:r>
     </w:p>
     <w:p>
       <w:r>
-        <w:t>Bu literatür ve platform incelemesi, projede ortak sözlük kullanımı, çok kaynaklı erişim, PDF üzerinde uzman anotasyonu ve insan-döngülü doğrulama yaklaşımının neden gerekli olduğunu göstermektedir.</w:t>
+        <w:t>Bu literatür ve platform incelemesi, ortak sözlük kullanımı, çok kaynaklı erişim, PDF üzerinde uzman anotasyonu ve insan-döngülü doğrulama yaklaşımının problem alanı için neden gerekli olduğunu göstermektedir.</w:t>
       </w:r>
     </w:p>
     <w:p>
@@ -1258,16 +1177,7 @@
     </w:p>
     <w:p>
       <w:r>
-        <w:t xml:space="preserve">Şekil 5. Nihai teslimden önce bu görsel, çalışan annotator ekranının gerçek ekran görüntüsü ile değiştirilmelidir. En pratik yol, </w:t>
-      </w:r>
-      <w:r>
-        <w:rPr>
-          <w:rFonts w:ascii="Courier New" w:hAnsi="Courier New" w:eastAsia="Courier New"/>
-        </w:rPr>
-        <w:t>docs/defense/assets/figure_5_annotator_placeholder.png</w:t>
-      </w:r>
-      <w:r>
-        <w:t xml:space="preserve"> dosyasını gerçek ekran görüntüsü ile aynı ad altında değiştirip export betiğini yeniden çalıştırmaktır. Görselde PDF viewer, vurgulanmış nutrient örneği, food item formu ve ilerleme alanı aynı karede görünmelidir.</w:t>
+        <w:t>Şekil 5. Nihai teslimden önce bu görsel, çalışan annotator ekranının gerçek ekran görüntüsü ile değiştirilmelidir. Görselde PDF viewer, vurgulanmış nutrient örneği, food item formu ve ilerleme alanı aynı karede görünmelidir.</w:t>
       </w:r>
     </w:p>
     <w:p>

--- a/docs/defense/docx/3_Sinif_Proje_Raporu_YAZILIM_KTUN_TR.docx
+++ b/docs/defense/docx/3_Sinif_Proje_Raporu_YAZILIM_KTUN_TR.docx
@@ -610,7 +610,7 @@
     </w:p>
     <w:p>
       <w:r>
-        <w:t>Bu ihtiyaç Türkçe literatürde daha belirgindir. Türkiye'de yayımlanan birçok çalışma DergiPark ve benzeri arşivlerde bulunur; ancak bu çalışmaların verileri uluslararası standart veri tabanlarına düzenli biçimde girmez. Sonuç olarak yerel ürünler, yerel çeşitler ve Türkçe yayınlar dijital görünürlük kaybeder. EN/TR iş akışlarının ayrılması bu nedenle doğrudan kapsam belirleyen bir karardır.</w:t>
+        <w:t>Bu ihtiyaç Türkçe literatürde özellikle görünürdür. Türkiye'de yayımlanan birçok çalışma DergiPark ve benzeri arşivlerde bulunur; ancak bu çalışmaların verileri uluslararası standart veri tabanlarına düzenli biçimde girmez. Sonuç olarak yerel ürünler, yerel çeşitler ve Türkçe yayınlar dijital gıda veri altyapılarında yeterince temsil edilmez. EN/TR iş akışlarının ayrılması bu nedenle doğrudan kapsam belirleyen bir karardır.</w:t>
       </w:r>
     </w:p>
     <w:p>
@@ -1070,16 +1070,7 @@
         <w:pStyle w:val="ListBullet"/>
       </w:pPr>
       <w:r>
-        <w:t xml:space="preserve">boş placeholder kartların </w:t>
-      </w:r>
-      <w:r>
-        <w:rPr>
-          <w:rFonts w:ascii="Courier New" w:hAnsi="Courier New" w:eastAsia="Courier New"/>
-        </w:rPr>
-        <w:t>food_item_count</w:t>
-      </w:r>
-      <w:r>
-        <w:t xml:space="preserve"> değerini şişirmesini önlemek için geçerli food item'ların sayılması.</w:t>
+        <w:t>boş placeholder kartların kaydedilen toplamları etkilemesini önlemek için yalnızca geçerli food item'ların sayılması.</w:t>
       </w:r>
     </w:p>
     <w:p>
@@ -1288,7 +1279,7 @@
     </w:p>
     <w:p>
       <w:r>
-        <w:t>Bu rapor, çalışan ilk üç dönem hedefi ile onları destekleyen veri ve geri besleme altyapısına odaklanmaktadır. Belge segmentasyonu ve LLM tabanlı çıkarım süreci sonraki aşamanın konusudur.</w:t>
+        <w:t>Bu rapor, çalışan ilk üç dönem hedefi ile onları destekleyen veri ve geri besleme altyapısına odaklanmaktadır. Belge segmentasyonu ve LLM tabanlı çıkarım süreci ikinci döneme bırakılmıştır.</w:t>
       </w:r>
     </w:p>
     <w:p>

--- a/docs/defense/docx/3_Sinif_Proje_Raporu_YAZILIM_KTUN_TR.docx
+++ b/docs/defense/docx/3_Sinif_Proje_Raporu_YAZILIM_KTUN_TR.docx
@@ -124,7 +124,7 @@
     </w:p>
     <w:p>
       <w:r>
-        <w:t>Arasınav itibarıyla OpenNutri'nin çalışan çekirdeği kurulmuştur. Crawler, Europe PMC, OpenAlex, Semantic Scholar ve DergiPark kaynaklarından metadata toplar; search gate ve metadata filter ile adayları eler; uygun PDF dosyalarını Supabase katmanına aktarır. Annotator arayüzü bu makaleleri PDF üzerinde açar, food ve nutrient girdilerini kaydeder, kullanıcı kararlarını event ve global label kayıtları üzerinden geri beslemeye dönüştürür.</w:t>
+        <w:t>Arasınav itibarıyla OpenNutri'nin çalışan çekirdeği kurulmuştur. Crawler, Europe PMC, OpenAlex, Semantic Scholar ve DergiPark kaynaklarından metadata toplar; adayları aşamalı uygunluk kontrolünden geçirir; yeterli bulunan PDF dosyalarını Supabase katmanına aktarır. Annotator arayüzü bu makaleleri PDF üzerinde açar, food item ve nutrient girdilerini kaydeder ve kullanıcı kararlarını sonraki taramaları etkileyen geri besleme sinyallerine dönüştürür.</w:t>
       </w:r>
     </w:p>
     <w:p>
@@ -488,7 +488,7 @@
     </w:tbl>
     <w:p>
       <w:r>
-        <w:t>Şekil 1, arasınav itibarıyla oluşan uçtan uca sistemi göstermektedir.</w:t>
+        <w:t>Şekil 1'in temel mesajı, sistemin birbirinden kopuk araçlardan değil, kapalı döngü halinde çalışan tek bir veri akışından oluştuğunu göstermesidir.</w:t>
       </w:r>
     </w:p>
     <w:p>
@@ -550,7 +550,7 @@
         <w:pStyle w:val="Heading1"/>
       </w:pPr>
       <w:r>
-        <w:t>PROJENİN AMACI VE ÖNEMİ</w:t>
+        <w:t>PROJENİN AMACI ve ÖNEMİ</w:t>
       </w:r>
     </w:p>
     <w:p>
@@ -768,12 +768,12 @@
     </w:p>
     <w:p>
       <w:r>
-        <w:t>Arasınav sürümünde sistemi belirleyen dört mühendislik tercihi vardır: makale bulma ile PDF edinimini ayırmak, ortak sözlük ve ortak veritabanı kullanmak, anotasyonu dinamik satır modeliyle kurmak ve kullanıcı kararlarını event tabanlı geri besleme olarak saklamak. Aşağıdaki alt bölümler bu tercihlerin nasıl uygulandığını özetlemektedir.</w:t>
+        <w:t>Arasınav sürümünde sistemi belirleyen dört mühendislik tercihi vardır: makale bulma ile PDF edinimini ayırmak, ortak sözlük ve ortak veritabanı kullanmak, anotasyonu dinamik satır modeliyle kurmak ve kullanıcı kararlarını olay tabanlı geri besleme olarak saklamak. Aşağıdaki alt bölümler araç listesinden çok bu yapının nasıl çalıştığını açıklamaktadır.</w:t>
       </w:r>
     </w:p>
     <w:p>
       <w:r>
-        <w:t>Bu katmanların etkileşimi Şekil 1'de gösterilmişti. Şekil 2 ise bu akışın veri modeli ve geri besleme ilişkilerini daha ayrıntılı göstermektedir.</w:t>
+        <w:t>Bu katmanların etkileşimi Şekil 1'de gösterilmişti. Şekil 2'nin amacı ise anotasyon verisinin geri besleme mantığından ayrı bir yan çıktı değil, aynı veri modelinin parçası olduğunu görünür kılmaktır.</w:t>
       </w:r>
     </w:p>
     <w:p>
@@ -830,128 +830,12 @@
     </w:p>
     <w:p>
       <w:r>
-        <w:t>Projede kullanılan temel materyaller aşağıdaki gibidir:</w:t>
-      </w:r>
-    </w:p>
-    <w:p>
-      <w:pPr>
-        <w:pStyle w:val="ListBullet"/>
-      </w:pPr>
-      <w:r>
-        <w:rPr>
-          <w:b/>
-        </w:rPr>
-        <w:t>Frontend çerçevesi:</w:t>
-      </w:r>
-      <w:r>
-        <w:t xml:space="preserve"> React 19 + Vite</w:t>
-      </w:r>
-    </w:p>
-    <w:p>
-      <w:pPr>
-        <w:pStyle w:val="ListBullet"/>
-      </w:pPr>
-      <w:r>
-        <w:rPr>
-          <w:b/>
-        </w:rPr>
-        <w:t>Backend ve depolama:</w:t>
-      </w:r>
-      <w:r>
-        <w:t xml:space="preserve"> Supabase Auth, PostgreSQL, Storage</w:t>
-      </w:r>
-    </w:p>
-    <w:p>
-      <w:pPr>
-        <w:pStyle w:val="ListBullet"/>
-      </w:pPr>
-      <w:r>
-        <w:rPr>
-          <w:b/>
-        </w:rPr>
-        <w:t>PDF işleme:</w:t>
-      </w:r>
-      <w:r>
-        <w:t xml:space="preserve"> </w:t>
-      </w:r>
-      <w:r>
-        <w:rPr>
-          <w:rFonts w:ascii="Courier New" w:hAnsi="Courier New" w:eastAsia="Courier New"/>
-        </w:rPr>
-        <w:t>react-pdf</w:t>
-      </w:r>
-      <w:r>
-        <w:t xml:space="preserve"> ve PDF.js</w:t>
-      </w:r>
-    </w:p>
-    <w:p>
-      <w:pPr>
-        <w:pStyle w:val="ListBullet"/>
-      </w:pPr>
-      <w:r>
-        <w:rPr>
-          <w:b/>
-        </w:rPr>
-        <w:t>Veri boru hattı dili:</w:t>
-      </w:r>
-      <w:r>
-        <w:t xml:space="preserve"> Python</w:t>
-      </w:r>
-    </w:p>
-    <w:p>
-      <w:pPr>
-        <w:pStyle w:val="ListBullet"/>
-      </w:pPr>
-      <w:r>
-        <w:rPr>
-          <w:b/>
-        </w:rPr>
-        <w:t>Referans veri kaynağı:</w:t>
-      </w:r>
-      <w:r>
-        <w:t xml:space="preserve"> USDA FoodData Central [1]</w:t>
-      </w:r>
-    </w:p>
-    <w:p>
-      <w:pPr>
-        <w:pStyle w:val="ListBullet"/>
-      </w:pPr>
-      <w:r>
-        <w:rPr>
-          <w:b/>
-        </w:rPr>
-        <w:t>Makale kaynakları:</w:t>
-      </w:r>
-      <w:r>
-        <w:t xml:space="preserve"> Europe PMC [5], PubMed Central [4], OpenAlex, Semantic Scholar, DergiPark [6]</w:t>
-      </w:r>
-    </w:p>
-    <w:p>
-      <w:pPr>
-        <w:pStyle w:val="ListBullet"/>
-      </w:pPr>
-      <w:r>
-        <w:rPr>
-          <w:b/>
-        </w:rPr>
-        <w:t>Embedding katmanı:</w:t>
-      </w:r>
-      <w:r>
-        <w:t xml:space="preserve"> </w:t>
-      </w:r>
-      <w:r>
-        <w:rPr>
-          <w:rFonts w:ascii="Courier New" w:hAnsi="Courier New" w:eastAsia="Courier New"/>
-        </w:rPr>
-        <w:t>sentence-transformers</w:t>
-      </w:r>
-      <w:r>
-        <w:t xml:space="preserve"> tabanlı İngilizce + çok dilli ikili gömme yapısı</w:t>
+        <w:t>Bu sürüm iki bağlı teknik küme üzerine kuruludur. Kullanıcı tarafında React 19 + Vite tabanlı web arayüzü, PDF.js ve react-pdf ile birlikte kullanılmış; böylece PDF görüntüleme, highlight ve form temelli anotasyon aynı çalışma ekranında toplanmıştır. Backend tarafında Supabase'in kimlik doğrulama, PostgreSQL ve dosya depolama bileşenleri birlikte değerlendirilmiştir.</w:t>
       </w:r>
     </w:p>
     <w:p>
       <w:r>
-        <w:t>Bu bileşenler, gereksinimlere göre iki tarafta kullanılmıştır: kullanıcı iş akışını yöneten web uygulaması ve makale havuzunu besleyen veri boru hattı.</w:t>
+        <w:t>Veri edinme ve geri besleme katmanı Python ile yürütülmektedir. Makale kaynakları olarak Europe PMC, PubMed Central, OpenAlex, Semantic Scholar ve DergiPark kullanılmış; referans veri kaynağı olarak USDA FoodData Central [1] seçilmiştir. Metadata düzeyindeki anlamsal uygunluk için sentence-transformers tabanlı İngilizce + çok dilli embedding yapısı tercih edilmiştir.</w:t>
       </w:r>
     </w:p>
     <w:p>
@@ -974,7 +858,7 @@
     </w:p>
     <w:p>
       <w:r>
-        <w:t>Şekil 3, aktif veritabanı şemasını tanımlayan migration betiği temel alınarak hazırlanmış, sadeleştirilmiş bir veritabanı özeti sunmaktadır.</w:t>
+        <w:t>Şekil 3'ün gösterdiği nokta, veritabanının yalnızca depolama alanı değil, sistem katmanlarını birbirine bağlayan ortak sözleşme olduğudur.</w:t>
       </w:r>
     </w:p>
     <w:p>
@@ -1018,7 +902,7 @@
     </w:p>
     <w:p>
       <w:r>
-        <w:t>Şekil 3. Arasınav sürümündeki temel veritabanı yapısının, projeyi anlamayı kolaylaştıracak dört sorumluluk alanı altında özetlenmiş görünümü. Şema, veritabanı migration betiği üzerinden sadeleştirilerek hazırlanmıştır.</w:t>
+        <w:t>Şekil 3. Arasınav sürümündeki temel veritabanı yapısının, projeyi anlamayı kolaylaştıracak dört sorumluluk alanı altında özetlenmiş görünümü. Şema, aktif Supabase şemasından sadeleştirilerek hazırlanmıştır.</w:t>
       </w:r>
     </w:p>
     <w:p>
@@ -1054,7 +938,13 @@
         <w:pStyle w:val="ListBullet"/>
       </w:pPr>
       <w:r>
-        <w:t>test mode ile gerçek veritabanına yazmadan güvenli deneme yapılabilmesi,</w:t>
+        <w:rPr>
+          <w:rFonts w:ascii="Courier New" w:hAnsi="Courier New" w:eastAsia="Courier New"/>
+        </w:rPr>
+        <w:t>test mode</w:t>
+      </w:r>
+      <w:r>
+        <w:t xml:space="preserve"> ile gerçek veritabanına yazmadan tam iş akışının güvenli biçimde denenebilmesi,</w:t>
       </w:r>
     </w:p>
     <w:p>
@@ -1062,7 +952,13 @@
         <w:pStyle w:val="ListBullet"/>
       </w:pPr>
       <w:r>
-        <w:t>global "definitely no data" işaretleme ve kısa süreli geri alma akışı,</w:t>
+        <w:rPr>
+          <w:rFonts w:ascii="Courier New" w:hAnsi="Courier New" w:eastAsia="Courier New"/>
+        </w:rPr>
+        <w:t>global skip</w:t>
+      </w:r>
+      <w:r>
+        <w:t xml:space="preserve"> ile bir makalenin tüm kullanıcılar için veri içermediğinin işaretlenmesi ve kısa süreli geri alma akışı,</w:t>
       </w:r>
     </w:p>
     <w:p>
@@ -1075,56 +971,7 @@
     </w:p>
     <w:p>
       <w:r>
-        <w:t>Şekil 4, crawler hattının aşamalı akışından üretilen sayısal özeti göstermektedir.</w:t>
-      </w:r>
-    </w:p>
-    <w:p>
-      <w:pPr>
-        <w:jc w:val="center"/>
-      </w:pPr>
-      <w:r>
-        <w:drawing>
-          <wp:inline xmlns:a="http://schemas.openxmlformats.org/drawingml/2006/main" xmlns:pic="http://schemas.openxmlformats.org/drawingml/2006/picture">
-            <wp:extent cx="5669280" cy="3099168"/>
-            <wp:docPr id="4" name="Picture 4"/>
-            <wp:cNvGraphicFramePr>
-              <a:graphicFrameLocks noChangeAspect="1"/>
-            </wp:cNvGraphicFramePr>
-            <a:graphic>
-              <a:graphicData uri="http://schemas.openxmlformats.org/drawingml/2006/picture">
-                <pic:pic>
-                  <pic:nvPicPr>
-                    <pic:cNvPr id="0" name="figure_4_crawler_funnel_example.png"/>
-                    <pic:cNvPicPr/>
-                  </pic:nvPicPr>
-                  <pic:blipFill>
-                    <a:blip r:embed="rId12"/>
-                    <a:stretch>
-                      <a:fillRect/>
-                    </a:stretch>
-                  </pic:blipFill>
-                  <pic:spPr>
-                    <a:xfrm>
-                      <a:off x="0" y="0"/>
-                      <a:ext cx="5669280" cy="3099168"/>
-                    </a:xfrm>
-                    <a:prstGeom prst="rect"/>
-                  </pic:spPr>
-                </pic:pic>
-              </a:graphicData>
-            </a:graphic>
-          </wp:inline>
-        </w:drawing>
-      </w:r>
-    </w:p>
-    <w:p>
-      <w:r>
-        <w:t>Şekil 4. Temsili bir Türkçe canlı koşunun manifest özetinden türetilen aşama sayıları.</w:t>
-      </w:r>
-    </w:p>
-    <w:p>
-      <w:r>
-        <w:t>Şekil 5, annotator ekran görüntüsü için yer tutucudur.</w:t>
+        <w:t>Şekil 4'ün amacı, uzmanın PDF okuma ve yapılandırılmış veri girişini aynı ekran üzerinde yürüttüğü çalışma mantığını somutlaştırmaktır.</w:t>
       </w:r>
     </w:p>
     <w:p>
@@ -1135,7 +982,7 @@
         <w:drawing>
           <wp:inline xmlns:a="http://schemas.openxmlformats.org/drawingml/2006/main" xmlns:pic="http://schemas.openxmlformats.org/drawingml/2006/picture">
             <wp:extent cx="5669280" cy="3130743"/>
-            <wp:docPr id="5" name="Picture 5"/>
+            <wp:docPr id="4" name="Picture 4"/>
             <wp:cNvGraphicFramePr>
               <a:graphicFrameLocks noChangeAspect="1"/>
             </wp:cNvGraphicFramePr>
@@ -1143,11 +990,11 @@
               <a:graphicData uri="http://schemas.openxmlformats.org/drawingml/2006/picture">
                 <pic:pic>
                   <pic:nvPicPr>
-                    <pic:cNvPr id="0" name="figure_5_annotator_placeholder.png"/>
+                    <pic:cNvPr id="0" name="figure_4_annotator_placeholder.png"/>
                     <pic:cNvPicPr/>
                   </pic:nvPicPr>
                   <pic:blipFill>
-                    <a:blip r:embed="rId13"/>
+                    <a:blip r:embed="rId12"/>
                     <a:stretch>
                       <a:fillRect/>
                     </a:stretch>
@@ -1168,7 +1015,7 @@
     </w:p>
     <w:p>
       <w:r>
-        <w:t>Şekil 5. Nihai teslimden önce bu görsel, çalışan annotator ekranının gerçek ekran görüntüsü ile değiştirilmelidir. Görselde PDF viewer, vurgulanmış nutrient örneği, food item formu ve ilerleme alanı aynı karede görünmelidir.</w:t>
+        <w:t>Şekil 4. Nihai teslimden önce bu görsel, çalışan annotator ekranının gerçek ekran görüntüsü ile değiştirilmelidir. Görselde PDF viewer, vurgulanmış nutrient örneği, food item formu ve ilerleme alanı aynı karede görünmelidir.</w:t>
       </w:r>
     </w:p>
     <w:p>
@@ -1209,7 +1056,25 @@
         <w:t>Filter:</w:t>
       </w:r>
       <w:r>
-        <w:t xml:space="preserve"> Başlık ve özet üzerinde search gate ve metadata filter uygulama</w:t>
+        <w:t xml:space="preserve"> Başlık ve özet üzerinde </w:t>
+      </w:r>
+      <w:r>
+        <w:rPr>
+          <w:rFonts w:ascii="Courier New" w:hAnsi="Courier New" w:eastAsia="Courier New"/>
+        </w:rPr>
+        <w:t>search gate</w:t>
+      </w:r>
+      <w:r>
+        <w:t xml:space="preserve"> olarak adlandırılan ilk uygunluk eşiğini ve </w:t>
+      </w:r>
+      <w:r>
+        <w:rPr>
+          <w:rFonts w:ascii="Courier New" w:hAnsi="Courier New" w:eastAsia="Courier New"/>
+        </w:rPr>
+        <w:t>metadata filter</w:t>
+      </w:r>
+      <w:r>
+        <w:t xml:space="preserve"> olarak adlandırılan ayrıntılı uygunluk süzgecini uygulama</w:t>
       </w:r>
     </w:p>
     <w:p>
@@ -1238,7 +1103,65 @@
     </w:p>
     <w:p>
       <w:r>
-        <w:t>Crawler tarafında iki yetenek belirleyicidir: İngilizce ve Türkçe literatür için ayrı hedef havuzların yönetilmesi ve geri beslemenin sorgu partileri düzeyinde de değerlendirilmesi.</w:t>
+        <w:t xml:space="preserve">Crawler tarafında iki yetenek belirleyicidir: İngilizce ve Türkçe literatür için ayrı hedef havuzların yönetilmesi ve geri beslemenin </w:t>
+      </w:r>
+      <w:r>
+        <w:rPr>
+          <w:rFonts w:ascii="Courier New" w:hAnsi="Courier New" w:eastAsia="Courier New"/>
+        </w:rPr>
+        <w:t>query batch</w:t>
+      </w:r>
+      <w:r>
+        <w:t>, yani aynı sorgu bileşimiyle yürütülen sınırlı arama partileri düzeyinde de değerlendirilmesi.</w:t>
+      </w:r>
+    </w:p>
+    <w:p>
+      <w:r>
+        <w:t>Şekil 5, çok aşamalı seçimin yalnızca kavramsal bir karar olmadığını, koşu çıktılarında sayısal olarak da izlenebildiğini göstermektedir.</w:t>
+      </w:r>
+    </w:p>
+    <w:p>
+      <w:pPr>
+        <w:jc w:val="center"/>
+      </w:pPr>
+      <w:r>
+        <w:drawing>
+          <wp:inline xmlns:a="http://schemas.openxmlformats.org/drawingml/2006/main" xmlns:pic="http://schemas.openxmlformats.org/drawingml/2006/picture">
+            <wp:extent cx="5669280" cy="3099168"/>
+            <wp:docPr id="5" name="Picture 5"/>
+            <wp:cNvGraphicFramePr>
+              <a:graphicFrameLocks noChangeAspect="1"/>
+            </wp:cNvGraphicFramePr>
+            <a:graphic>
+              <a:graphicData uri="http://schemas.openxmlformats.org/drawingml/2006/picture">
+                <pic:pic>
+                  <pic:nvPicPr>
+                    <pic:cNvPr id="0" name="figure_4_crawler_funnel_example.png"/>
+                    <pic:cNvPicPr/>
+                  </pic:nvPicPr>
+                  <pic:blipFill>
+                    <a:blip r:embed="rId13"/>
+                    <a:stretch>
+                      <a:fillRect/>
+                    </a:stretch>
+                  </pic:blipFill>
+                  <pic:spPr>
+                    <a:xfrm>
+                      <a:off x="0" y="0"/>
+                      <a:ext cx="5669280" cy="3099168"/>
+                    </a:xfrm>
+                    <a:prstGeom prst="rect"/>
+                  </pic:spPr>
+                </pic:pic>
+              </a:graphicData>
+            </a:graphic>
+          </wp:inline>
+        </w:drawing>
+      </w:r>
+    </w:p>
+    <w:p>
+      <w:r>
+        <w:t>Şekil 5. Temsili bir Türkçe canlı koşunun manifest özetinden türetilen aşama sayıları.</w:t>
       </w:r>
     </w:p>
     <w:p>
@@ -1256,7 +1179,16 @@
     </w:p>
     <w:p>
       <w:r>
-        <w:t>Geri besleme güncelleme betiği, kullanıcı olaylarından öğretici sinyaller üretir. Anlamlı veri kaydedilen makaleler olumlu örnek, açık biçimde veri içermeyen veya tekrarlı biçimde atlanan makaleler olumsuz örnek olarak değerlendirilir. Çelişkili durumlar öğrenme dışında bırakılır.</w:t>
+        <w:t xml:space="preserve">Geri besleme güncelleme betiği, kullanıcı kararlarını zaman sıralı tutan </w:t>
+      </w:r>
+      <w:r>
+        <w:rPr>
+          <w:rFonts w:ascii="Courier New" w:hAnsi="Courier New" w:eastAsia="Courier New"/>
+        </w:rPr>
+        <w:t>event log</w:t>
+      </w:r>
+      <w:r>
+        <w:t xml:space="preserve"> kayıtlarından öğretici sinyaller üretir. Anlamlı veri kaydedilen makaleler olumlu örnek, açık biçimde veri içermeyen veya tekrarlı biçimde atlanan makaleler olumsuz örnek olarak değerlendirilir. Çelişkili durumlar öğrenme dışında bırakılır.</w:t>
       </w:r>
     </w:p>
     <w:p>
@@ -1274,7 +1206,7 @@
         <w:pStyle w:val="Heading2"/>
       </w:pPr>
       <w:r>
-        <w:t>7. Mevcut sınırlar</w:t>
+        <w:t>7. Arasınav kapsam sınırı</w:t>
       </w:r>
     </w:p>
     <w:p>

--- a/docs/defense/docx/3_Sinif_Proje_Raporu_YAZILIM_KTUN_TR.docx
+++ b/docs/defense/docx/3_Sinif_Proje_Raporu_YAZILIM_KTUN_TR.docx
@@ -488,7 +488,7 @@
     </w:tbl>
     <w:p>
       <w:r>
-        <w:t>Şekil 1'in temel mesajı, sistemin birbirinden kopuk araçlardan değil, kapalı döngü halinde çalışan tek bir veri akışından oluştuğunu göstermesidir.</w:t>
+        <w:t>Şekil 1, arasınav itibarıyla oluşan uçtan uca sistemi göstermektedir.</w:t>
       </w:r>
     </w:p>
     <w:p>
@@ -773,7 +773,7 @@
     </w:p>
     <w:p>
       <w:r>
-        <w:t>Bu katmanların etkileşimi Şekil 1'de gösterilmişti. Şekil 2'nin amacı ise anotasyon verisinin geri besleme mantığından ayrı bir yan çıktı değil, aynı veri modelinin parçası olduğunu görünür kılmaktır.</w:t>
+        <w:t>Bu katmanların etkileşimi Şekil 1'de gösterilmişti. Şekil 2 ise bu akışın veri modeli ve geri besleme ilişkilerini daha ayrıntılı göstermektedir.</w:t>
       </w:r>
     </w:p>
     <w:p>
@@ -858,7 +858,7 @@
     </w:p>
     <w:p>
       <w:r>
-        <w:t>Şekil 3'ün gösterdiği nokta, veritabanının yalnızca depolama alanı değil, sistem katmanlarını birbirine bağlayan ortak sözleşme olduğudur.</w:t>
+        <w:t>Şekil 3, aktif Supabase şemasından türetilmiş, sadeleştirilmiş bir veritabanı özeti sunmaktadır.</w:t>
       </w:r>
     </w:p>
     <w:p>
@@ -971,7 +971,7 @@
     </w:p>
     <w:p>
       <w:r>
-        <w:t>Şekil 4'ün amacı, uzmanın PDF okuma ve yapılandırılmış veri girişini aynı ekran üzerinde yürüttüğü çalışma mantığını somutlaştırmaktır.</w:t>
+        <w:t>Şekil 4, annotator arayüzünün nihai ekran görüntüsü için yer tutucudur.</w:t>
       </w:r>
     </w:p>
     <w:p>
@@ -1117,7 +1117,7 @@
     </w:p>
     <w:p>
       <w:r>
-        <w:t>Şekil 5, çok aşamalı seçimin yalnızca kavramsal bir karar olmadığını, koşu çıktılarında sayısal olarak da izlenebildiğini göstermektedir.</w:t>
+        <w:t>Şekil 5, crawler hattının aşamalı akışından üretilen sayısal özeti göstermektedir.</w:t>
       </w:r>
     </w:p>
     <w:p>

--- a/docs/defense/docx/3_Sinif_Proje_Raporu_YAZILIM_KTUN_TR.docx
+++ b/docs/defense/docx/3_Sinif_Proje_Raporu_YAZILIM_KTUN_TR.docx
@@ -610,7 +610,7 @@
     </w:p>
     <w:p>
       <w:r>
-        <w:t>Bu ihtiyaç Türkçe literatürde özellikle görünürdür. Türkiye'de yayımlanan birçok çalışma DergiPark ve benzeri arşivlerde bulunur; ancak bu çalışmaların verileri uluslararası standart veri tabanlarına düzenli biçimde girmez. Sonuç olarak yerel ürünler, yerel çeşitler ve Türkçe yayınlar dijital gıda veri altyapılarında yeterince temsil edilmez. EN/TR iş akışlarının ayrılması bu nedenle doğrudan kapsam belirleyen bir karardır.</w:t>
+        <w:t>Bu ihtiyaç Türkçe literatürde özellikle görünürdür. Türkiye'de yayımlanan birçok çalışma DergiPark ve benzeri arşivlerde bulunur; ancak bu çalışmaların verileri uluslararası standart veri tabanlarına düzenli biçimde girmez. Sonuç olarak yerel ürünler, yerel çeşitler ve Türkçe yayınlar bu sistemlerde yeterince temsil edilmez. EN/TR iş akışlarının ayrılması bu nedenle doğrudan kapsam belirleyen bir karardır.</w:t>
       </w:r>
     </w:p>
     <w:p>
@@ -1188,12 +1188,7 @@
         <w:t>event log</w:t>
       </w:r>
       <w:r>
-        <w:t xml:space="preserve"> kayıtlarından öğretici sinyaller üretir. Anlamlı veri kaydedilen makaleler olumlu örnek, açık biçimde veri içermeyen veya tekrarlı biçimde atlanan makaleler olumsuz örnek olarak değerlendirilir. Çelişkili durumlar öğrenme dışında bırakılır.</w:t>
-      </w:r>
-    </w:p>
-    <w:p>
-      <w:r>
-        <w:t>Kullanıcı kararı, sonraki crawler koşularında kullanılan yumuşak puanlama sinyalidir.</w:t>
+        <w:t xml:space="preserve"> kayıtlarından öğretici sinyaller üretir. Anlamlı veri kaydedilen makaleler olumlu örnek, açık biçimde veri içermeyen veya tekrarlı biçimde atlanan makaleler olumsuz örnek olarak değerlendirilir. Çelişkili durumlar öğrenme dışında bırakılır. Kullanıcı kararı, sonraki crawler koşularında kullanılan yumuşak puanlama sinyalidir.</w:t>
       </w:r>
     </w:p>
     <w:p>

--- a/docs/defense/docx/3_Sinif_Proje_Raporu_YAZILIM_KTUN_TR.docx
+++ b/docs/defense/docx/3_Sinif_Proje_Raporu_YAZILIM_KTUN_TR.docx
@@ -768,7 +768,7 @@
     </w:p>
     <w:p>
       <w:r>
-        <w:t>Arasınav sürümünde sistemi belirleyen dört mühendislik tercihi vardır: makale bulma ile PDF edinimini ayırmak, ortak sözlük ve ortak veritabanı kullanmak, anotasyonu dinamik satır modeliyle kurmak ve kullanıcı kararlarını olay tabanlı geri besleme olarak saklamak. Aşağıdaki alt bölümler araç listesinden çok bu yapının nasıl çalıştığını açıklamaktadır.</w:t>
+        <w:t>Arasınav sürümünde sistemi belirleyen dört mühendislik tercihi vardır: makale bulma ile PDF edinimini ayırmak, ortak sözlük ve ortak veritabanı kullanmak, anotasyonu dinamik satır modeliyle kurmak ve kullanıcı kararlarını olay tabanlı geri besleme olarak saklamak. Aşağıdaki alt bölümler bu tercihlerin nasıl uygulandığını açıklamaktadır.</w:t>
       </w:r>
     </w:p>
     <w:p>
@@ -830,7 +830,7 @@
     </w:p>
     <w:p>
       <w:r>
-        <w:t>Bu sürüm iki bağlı teknik küme üzerine kuruludur. Kullanıcı tarafında React 19 + Vite tabanlı web arayüzü, PDF.js ve react-pdf ile birlikte kullanılmış; böylece PDF görüntüleme, highlight ve form temelli anotasyon aynı çalışma ekranında toplanmıştır. Backend tarafında Supabase'in kimlik doğrulama, PostgreSQL ve dosya depolama bileşenleri birlikte değerlendirilmiştir.</w:t>
+        <w:t>Arasınav sistemi iki bağlı teknik küme üzerine kuruludur. Kullanıcı tarafında React 19 + Vite tabanlı web arayüzü, PDF.js ve react-pdf ile birlikte kullanılmış; böylece PDF görüntüleme, highlight ve form temelli anotasyon aynı çalışma ekranında toplanmıştır. Backend tarafında Supabase'in kimlik doğrulama, PostgreSQL ve dosya depolama bileşenleri birlikte değerlendirilmiştir.</w:t>
       </w:r>
     </w:p>
     <w:p>
